--- a/report/TT8L_Haque Radiah_Group10_ASGN.docx
+++ b/report/TT8L_Haque Radiah_Group10_ASGN.docx
@@ -12,7 +12,7 @@
           <w:noProof/>
         </w:rPr>
         <w:drawing>
-          <wp:inline distT="0" distB="0" distL="0" distR="0" wp14:anchorId="70556ED4" wp14:editId="2B0F45A7">
+          <wp:inline distT="0" distB="0" distL="0" distR="0" wp14:anchorId="70556ED4" wp14:editId="00DC29EB">
             <wp:extent cx="5731510" cy="1781175"/>
             <wp:effectExtent l="0" t="0" r="0" b="0"/>
             <wp:docPr id="541726581" name="Picture 1">
@@ -8226,7 +8226,7 @@
           <w:noProof/>
         </w:rPr>
         <w:drawing>
-          <wp:inline distT="0" distB="0" distL="0" distR="0" wp14:anchorId="2682712A" wp14:editId="008936FD">
+          <wp:inline distT="0" distB="0" distL="0" distR="0" wp14:anchorId="2682712A" wp14:editId="0AA1EBB5">
             <wp:extent cx="5274310" cy="3722370"/>
             <wp:effectExtent l="0" t="0" r="2540" b="0"/>
             <wp:docPr id="1096915330" name="Picture 1"/>
@@ -8403,200 +8403,19 @@
     </w:p>
     <w:p>
       <w:pPr>
-        <w:spacing w:before="100" w:beforeAutospacing="1" w:after="100" w:afterAutospacing="1" w:line="360" w:lineRule="auto"/>
-        <w:jc w:val="both"/>
-        <w:rPr>
-          <w:rFonts w:eastAsia="Times New Roman"/>
-          <w:kern w:val="0"/>
-          <w:lang w:val="en-US" w:eastAsia="en-US"/>
-          <w14:ligatures w14:val="none"/>
-        </w:rPr>
-      </w:pPr>
-      <w:r>
-        <w:rPr>
-          <w:rFonts w:eastAsia="Times New Roman"/>
-          <w:kern w:val="0"/>
-          <w:lang w:val="en-US" w:eastAsia="en-US"/>
-          <w14:ligatures w14:val="none"/>
-        </w:rPr>
-        <w:t xml:space="preserve">After binary conversion, the VADER label is compared with the Steam </w:t>
-      </w:r>
-      <w:proofErr w:type="spellStart"/>
-      <w:r>
-        <w:rPr>
-          <w:rFonts w:eastAsia="Times New Roman"/>
-          <w:kern w:val="0"/>
-          <w:lang w:val="en-US" w:eastAsia="en-US"/>
-          <w14:ligatures w14:val="none"/>
-        </w:rPr>
-        <w:t>voted_up</w:t>
-      </w:r>
-      <w:proofErr w:type="spellEnd"/>
-      <w:r>
-        <w:rPr>
-          <w:rFonts w:eastAsia="Times New Roman"/>
-          <w:kern w:val="0"/>
-          <w:lang w:val="en-US" w:eastAsia="en-US"/>
-          <w14:ligatures w14:val="none"/>
-        </w:rPr>
-        <w:t xml:space="preserve"> label. The comparison shows an agreement rate of 69.36%. This means that in most cases, the written emotional tone of the review agrees with the Steam recommendation. However, around one-third of cases do not match. These mismatches are expected because Steam recommendation </w:t>
-      </w:r>
-      <w:proofErr w:type="spellStart"/>
-      <w:r>
-        <w:rPr>
-          <w:rFonts w:eastAsia="Times New Roman"/>
-          <w:kern w:val="0"/>
-          <w:lang w:val="en-US" w:eastAsia="en-US"/>
-          <w14:ligatures w14:val="none"/>
-        </w:rPr>
-        <w:t>behaviour</w:t>
-      </w:r>
-      <w:proofErr w:type="spellEnd"/>
-      <w:r>
-        <w:rPr>
-          <w:rFonts w:eastAsia="Times New Roman"/>
-          <w:kern w:val="0"/>
-          <w:lang w:val="en-US" w:eastAsia="en-US"/>
-          <w14:ligatures w14:val="none"/>
-        </w:rPr>
-        <w:t xml:space="preserve"> is not always the same as written sentiment.</w:t>
-      </w:r>
-    </w:p>
-    <w:p>
-      <w:pPr>
-        <w:spacing w:before="100" w:beforeAutospacing="1" w:after="100" w:afterAutospacing="1" w:line="360" w:lineRule="auto"/>
-        <w:jc w:val="both"/>
-        <w:rPr>
-          <w:rFonts w:eastAsia="Times New Roman"/>
-          <w:kern w:val="0"/>
-          <w:lang w:val="en-US" w:eastAsia="en-US"/>
-          <w14:ligatures w14:val="none"/>
-        </w:rPr>
-      </w:pPr>
-      <w:r>
-        <w:rPr>
-          <w:rFonts w:eastAsia="Times New Roman"/>
-          <w:kern w:val="0"/>
-          <w:lang w:val="en-US" w:eastAsia="en-US"/>
-          <w14:ligatures w14:val="none"/>
-        </w:rPr>
-        <w:t>Some players may use positive language while still not recommending the game because of price, bugs, online issues, or anti-cheat problems. Other players may write short, sarcastic, neutral, or mixed reviews that a lexicon-based method cannot interpret perfectly. Therefore, the VADER comparison supports Hypothesis 4 only partially: written sentiment and Steam recommendation are related, but they are not identical.</w:t>
-      </w:r>
-    </w:p>
-    <w:p>
-      <w:pPr>
-        <w:spacing w:before="100" w:beforeAutospacing="1" w:after="100" w:afterAutospacing="1" w:line="360" w:lineRule="auto"/>
-        <w:jc w:val="both"/>
-        <w:rPr>
-          <w:rFonts w:eastAsia="Times New Roman"/>
-          <w:kern w:val="0"/>
-          <w:lang w:val="en-US" w:eastAsia="en-US"/>
-          <w14:ligatures w14:val="none"/>
-        </w:rPr>
-      </w:pPr>
-      <w:r>
-        <w:rPr>
-          <w:rFonts w:eastAsia="Times New Roman"/>
-          <w:kern w:val="0"/>
-          <w:lang w:val="en-US" w:eastAsia="en-US"/>
-          <w14:ligatures w14:val="none"/>
-        </w:rPr>
-        <w:t>The VADER 3-class distribution is also used to create the target labels for the additional multi-class sentiment classification experiment. The distribution contains 6,659 Negative reviews, 6,224 Neutral reviews</w:t>
-      </w:r>
-      <w:r>
-        <w:rPr>
-          <w:rFonts w:eastAsia="Times New Roman"/>
-          <w:kern w:val="0"/>
-          <w:lang w:val="en-US" w:eastAsia="en-US"/>
-          <w14:ligatures w14:val="none"/>
-        </w:rPr>
-        <w:t xml:space="preserve"> </w:t>
-      </w:r>
-      <w:r>
-        <w:rPr>
-          <w:rFonts w:eastAsia="Times New Roman"/>
-          <w:kern w:val="0"/>
-          <w:lang w:val="en-US" w:eastAsia="en-US"/>
-          <w14:ligatures w14:val="none"/>
-        </w:rPr>
-        <w:t>and 7,167 Positive reviews. These values represent 33.21%</w:t>
-      </w:r>
-      <w:r>
-        <w:rPr>
-          <w:rFonts w:eastAsia="Times New Roman"/>
-          <w:kern w:val="0"/>
-          <w:lang w:val="en-US" w:eastAsia="en-US"/>
-          <w14:ligatures w14:val="none"/>
-        </w:rPr>
-        <w:t>,</w:t>
-      </w:r>
-      <w:r>
-        <w:rPr>
-          <w:rFonts w:eastAsia="Times New Roman"/>
-          <w:kern w:val="0"/>
-          <w:lang w:val="en-US" w:eastAsia="en-US"/>
-          <w14:ligatures w14:val="none"/>
-        </w:rPr>
-        <w:t xml:space="preserve"> 31.04% and 35.75% of the cleaned dataset respectively. This shows that the VADER-derived written sentiment labels are relatively balanced across the three classes.</w:t>
-      </w:r>
-    </w:p>
-    <w:p>
-      <w:pPr>
-        <w:spacing w:before="100" w:beforeAutospacing="1" w:after="100" w:afterAutospacing="1" w:line="360" w:lineRule="auto"/>
-        <w:jc w:val="both"/>
-        <w:rPr>
-          <w:rFonts w:eastAsia="Times New Roman"/>
-          <w:kern w:val="0"/>
-          <w:lang w:val="en-US" w:eastAsia="en-US"/>
-          <w14:ligatures w14:val="none"/>
-        </w:rPr>
-      </w:pPr>
-      <w:r>
-        <w:rPr>
-          <w:rFonts w:eastAsia="Times New Roman"/>
-          <w:kern w:val="0"/>
-          <w:lang w:val="en-US" w:eastAsia="en-US"/>
-          <w14:ligatures w14:val="none"/>
-        </w:rPr>
-        <w:t xml:space="preserve">However, these multi-class labels must be interpreted carefully. They are weak labels generated by a lexicon-based sentiment method, not manually annotated human labels. Therefore, they represent VADER-style written polarity rather than true human-labelled emotion. This is different from the binary </w:t>
-      </w:r>
-      <w:proofErr w:type="spellStart"/>
-      <w:r>
-        <w:rPr>
-          <w:rFonts w:eastAsia="Times New Roman"/>
-          <w:kern w:val="0"/>
-          <w:lang w:val="en-US" w:eastAsia="en-US"/>
-          <w14:ligatures w14:val="none"/>
-        </w:rPr>
-        <w:t>voted_up</w:t>
-      </w:r>
-      <w:proofErr w:type="spellEnd"/>
-      <w:r>
-        <w:rPr>
-          <w:rFonts w:eastAsia="Times New Roman"/>
-          <w:kern w:val="0"/>
-          <w:lang w:val="en-US" w:eastAsia="en-US"/>
-          <w14:ligatures w14:val="none"/>
-        </w:rPr>
-        <w:t xml:space="preserve"> task, where the model predicts the actual Steam recommendation outcome. The binary task remains the main supervised task because it uses the real label provided in the dataset, while the multi-class task is added to compare how different models perform when Neutral sentiment is included.</w:t>
-      </w:r>
-    </w:p>
-    <w:p>
-      <w:pPr>
         <w:keepNext/>
         <w:spacing w:before="100" w:beforeAutospacing="1" w:after="100" w:afterAutospacing="1" w:line="360" w:lineRule="auto"/>
-        <w:jc w:val="both"/>
+        <w:jc w:val="center"/>
       </w:pPr>
       <w:r>
         <w:rPr>
           <w:noProof/>
         </w:rPr>
-        <w:lastRenderedPageBreak/>
         <w:drawing>
-          <wp:inline distT="0" distB="0" distL="0" distR="0" wp14:anchorId="778C45FE" wp14:editId="23409B0E">
+          <wp:inline distT="0" distB="0" distL="0" distR="0" wp14:anchorId="0C939A83" wp14:editId="0DFEFFA4">
             <wp:extent cx="5274310" cy="3722370"/>
             <wp:effectExtent l="0" t="0" r="2540" b="0"/>
-            <wp:docPr id="1233363861" name="Picture 2"/>
+            <wp:docPr id="781789643" name="Picture 1"/>
             <wp:cNvGraphicFramePr>
               <a:graphicFrameLocks xmlns:a="http://schemas.openxmlformats.org/drawingml/2006/main" noChangeAspect="1"/>
             </wp:cNvGraphicFramePr>
@@ -8604,7 +8423,7 @@
               <a:graphicData uri="http://schemas.openxmlformats.org/drawingml/2006/picture">
                 <pic:pic xmlns:pic="http://schemas.openxmlformats.org/drawingml/2006/picture">
                   <pic:nvPicPr>
-                    <pic:cNvPr id="0" name="Picture 6"/>
+                    <pic:cNvPr id="0" name="Picture 1"/>
                     <pic:cNvPicPr>
                       <a:picLocks noChangeAspect="1" noChangeArrowheads="1"/>
                     </pic:cNvPicPr>
@@ -8647,7 +8466,10 @@
         <w:pStyle w:val="Caption"/>
         <w:jc w:val="center"/>
         <w:rPr>
-          <w:lang w:val="en-US"/>
+          <w:rFonts w:eastAsia="Times New Roman"/>
+          <w:kern w:val="0"/>
+          <w:lang w:val="en-US" w:eastAsia="en-US"/>
+          <w14:ligatures w14:val="none"/>
         </w:rPr>
       </w:pPr>
       <w:r>
@@ -8683,7 +8505,323 @@
         <w:rPr>
           <w:lang w:val="en-US"/>
         </w:rPr>
+        <w:t xml:space="preserve">: </w:t>
+      </w:r>
+      <w:r>
+        <w:rPr>
+          <w:lang w:val="en-US"/>
+        </w:rPr>
+        <w:t>Distribution of binary VADER sentiment labels after conversion for comparison with Steam</w:t>
+      </w:r>
+    </w:p>
+    <w:p>
+      <w:pPr>
+        <w:spacing w:before="100" w:beforeAutospacing="1" w:after="100" w:afterAutospacing="1" w:line="360" w:lineRule="auto"/>
+        <w:jc w:val="both"/>
+        <w:rPr>
+          <w:rFonts w:eastAsia="Times New Roman"/>
+          <w:kern w:val="0"/>
+          <w:lang w:val="en-US" w:eastAsia="en-US"/>
+          <w14:ligatures w14:val="none"/>
+        </w:rPr>
+      </w:pPr>
+      <w:r>
+        <w:rPr>
+          <w:rFonts w:eastAsia="Times New Roman"/>
+          <w:kern w:val="0"/>
+          <w:lang w:val="en-US" w:eastAsia="en-US"/>
+          <w14:ligatures w14:val="none"/>
+        </w:rPr>
+        <w:t xml:space="preserve">After binary conversion, the VADER label is compared with the Steam </w:t>
+      </w:r>
+      <w:proofErr w:type="spellStart"/>
+      <w:r>
+        <w:rPr>
+          <w:rFonts w:eastAsia="Times New Roman"/>
+          <w:kern w:val="0"/>
+          <w:lang w:val="en-US" w:eastAsia="en-US"/>
+          <w14:ligatures w14:val="none"/>
+        </w:rPr>
+        <w:t>voted_up</w:t>
+      </w:r>
+      <w:proofErr w:type="spellEnd"/>
+      <w:r>
+        <w:rPr>
+          <w:rFonts w:eastAsia="Times New Roman"/>
+          <w:kern w:val="0"/>
+          <w:lang w:val="en-US" w:eastAsia="en-US"/>
+          <w14:ligatures w14:val="none"/>
+        </w:rPr>
+        <w:t xml:space="preserve"> label. The comparison shows an agreement rate of 69.36%. This means that in most cases, the written emotional tone of the review agrees with the Steam recommendation. However, around one-third of cases do not match. These mismatches are expected because Steam recommendation </w:t>
+      </w:r>
+      <w:proofErr w:type="spellStart"/>
+      <w:r>
+        <w:rPr>
+          <w:rFonts w:eastAsia="Times New Roman"/>
+          <w:kern w:val="0"/>
+          <w:lang w:val="en-US" w:eastAsia="en-US"/>
+          <w14:ligatures w14:val="none"/>
+        </w:rPr>
+        <w:t>behaviour</w:t>
+      </w:r>
+      <w:proofErr w:type="spellEnd"/>
+      <w:r>
+        <w:rPr>
+          <w:rFonts w:eastAsia="Times New Roman"/>
+          <w:kern w:val="0"/>
+          <w:lang w:val="en-US" w:eastAsia="en-US"/>
+          <w14:ligatures w14:val="none"/>
+        </w:rPr>
+        <w:t xml:space="preserve"> is not always the same as written sentiment.</w:t>
+      </w:r>
+    </w:p>
+    <w:p>
+      <w:pPr>
+        <w:spacing w:before="100" w:beforeAutospacing="1" w:after="100" w:afterAutospacing="1" w:line="360" w:lineRule="auto"/>
+        <w:jc w:val="both"/>
+        <w:rPr>
+          <w:rFonts w:eastAsia="Times New Roman"/>
+          <w:kern w:val="0"/>
+          <w:lang w:val="en-US" w:eastAsia="en-US"/>
+          <w14:ligatures w14:val="none"/>
+        </w:rPr>
+      </w:pPr>
+      <w:r>
+        <w:rPr>
+          <w:rFonts w:eastAsia="Times New Roman"/>
+          <w:kern w:val="0"/>
+          <w:lang w:val="en-US" w:eastAsia="en-US"/>
+          <w14:ligatures w14:val="none"/>
+        </w:rPr>
+        <w:t>Some players may use positive language while still not recommending the game because of price, bugs, online issues, or anti-cheat problems. Other players may write short, sarcastic, neutral, or mixed reviews that a lexicon-based method cannot interpret perfectly. Therefore, the VADER comparison supports Hypothesis 4 only partially: written sentiment and Steam recommendation are related, but they are not identical.</w:t>
+      </w:r>
+    </w:p>
+    <w:p>
+      <w:pPr>
+        <w:spacing w:before="100" w:beforeAutospacing="1" w:after="100" w:afterAutospacing="1" w:line="360" w:lineRule="auto"/>
+        <w:jc w:val="both"/>
+        <w:rPr>
+          <w:rFonts w:eastAsia="Times New Roman"/>
+          <w:kern w:val="0"/>
+          <w:lang w:val="en-US" w:eastAsia="en-US"/>
+          <w14:ligatures w14:val="none"/>
+        </w:rPr>
+      </w:pPr>
+      <w:r>
+        <w:rPr>
+          <w:rFonts w:eastAsia="Times New Roman"/>
+          <w:kern w:val="0"/>
+          <w:lang w:val="en-US" w:eastAsia="en-US"/>
+          <w14:ligatures w14:val="none"/>
+        </w:rPr>
+        <w:lastRenderedPageBreak/>
+        <w:t>The VADER 3-class distribution is also used to create the target labels for the additional multi-class sentiment classification experiment. The distribution contains 6,659 Negative reviews, 6,224 Neutral reviews</w:t>
+      </w:r>
+      <w:r>
+        <w:rPr>
+          <w:rFonts w:eastAsia="Times New Roman"/>
+          <w:kern w:val="0"/>
+          <w:lang w:val="en-US" w:eastAsia="en-US"/>
+          <w14:ligatures w14:val="none"/>
+        </w:rPr>
+        <w:t xml:space="preserve"> </w:t>
+      </w:r>
+      <w:r>
+        <w:rPr>
+          <w:rFonts w:eastAsia="Times New Roman"/>
+          <w:kern w:val="0"/>
+          <w:lang w:val="en-US" w:eastAsia="en-US"/>
+          <w14:ligatures w14:val="none"/>
+        </w:rPr>
+        <w:t>and 7,167 Positive reviews. These values represent 33.21%</w:t>
+      </w:r>
+      <w:r>
+        <w:rPr>
+          <w:rFonts w:eastAsia="Times New Roman"/>
+          <w:kern w:val="0"/>
+          <w:lang w:val="en-US" w:eastAsia="en-US"/>
+          <w14:ligatures w14:val="none"/>
+        </w:rPr>
+        <w:t>,</w:t>
+      </w:r>
+      <w:r>
+        <w:rPr>
+          <w:rFonts w:eastAsia="Times New Roman"/>
+          <w:kern w:val="0"/>
+          <w:lang w:val="en-US" w:eastAsia="en-US"/>
+          <w14:ligatures w14:val="none"/>
+        </w:rPr>
+        <w:t xml:space="preserve"> 31.04% and 35.75% of the cleaned dataset respectively. This shows that the VADER-derived written sentiment labels are relatively balanced across the three classes.</w:t>
+      </w:r>
+    </w:p>
+    <w:p>
+      <w:pPr>
+        <w:spacing w:before="100" w:beforeAutospacing="1" w:after="100" w:afterAutospacing="1" w:line="360" w:lineRule="auto"/>
+        <w:jc w:val="both"/>
+        <w:rPr>
+          <w:rFonts w:eastAsia="Times New Roman"/>
+          <w:kern w:val="0"/>
+          <w:lang w:val="en-US" w:eastAsia="en-US"/>
+          <w14:ligatures w14:val="none"/>
+        </w:rPr>
+      </w:pPr>
+      <w:r>
+        <w:rPr>
+          <w:noProof/>
+        </w:rPr>
+        <w:drawing>
+          <wp:inline distT="0" distB="0" distL="0" distR="0" wp14:anchorId="5E965870" wp14:editId="67219286">
+            <wp:extent cx="5274310" cy="3722370"/>
+            <wp:effectExtent l="0" t="0" r="2540" b="0"/>
+            <wp:docPr id="1233363861" name="Picture 2"/>
+            <wp:cNvGraphicFramePr>
+              <a:graphicFrameLocks xmlns:a="http://schemas.openxmlformats.org/drawingml/2006/main" noChangeAspect="1"/>
+            </wp:cNvGraphicFramePr>
+            <a:graphic xmlns:a="http://schemas.openxmlformats.org/drawingml/2006/main">
+              <a:graphicData uri="http://schemas.openxmlformats.org/drawingml/2006/picture">
+                <pic:pic xmlns:pic="http://schemas.openxmlformats.org/drawingml/2006/picture">
+                  <pic:nvPicPr>
+                    <pic:cNvPr id="0" name="Picture 6"/>
+                    <pic:cNvPicPr>
+                      <a:picLocks noChangeAspect="1" noChangeArrowheads="1"/>
+                    </pic:cNvPicPr>
+                  </pic:nvPicPr>
+                  <pic:blipFill>
+                    <a:blip r:embed="rId15" cstate="print">
+                      <a:extLst>
+                        <a:ext uri="{28A0092B-C50C-407E-A947-70E740481C1C}">
+                          <a14:useLocalDpi xmlns:a14="http://schemas.microsoft.com/office/drawing/2010/main" val="0"/>
+                        </a:ext>
+                      </a:extLst>
+                    </a:blip>
+                    <a:srcRect/>
+                    <a:stretch>
+                      <a:fillRect/>
+                    </a:stretch>
+                  </pic:blipFill>
+                  <pic:spPr bwMode="auto">
+                    <a:xfrm>
+                      <a:off x="0" y="0"/>
+                      <a:ext cx="5274310" cy="3722370"/>
+                    </a:xfrm>
+                    <a:prstGeom prst="rect">
+                      <a:avLst/>
+                    </a:prstGeom>
+                    <a:noFill/>
+                    <a:ln>
+                      <a:noFill/>
+                    </a:ln>
+                  </pic:spPr>
+                </pic:pic>
+              </a:graphicData>
+            </a:graphic>
+          </wp:inline>
+        </w:drawing>
+      </w:r>
+    </w:p>
+    <w:p>
+      <w:pPr>
+        <w:pStyle w:val="Caption"/>
+        <w:jc w:val="center"/>
+        <w:rPr>
+          <w:lang w:val="en-US"/>
+        </w:rPr>
+      </w:pPr>
+      <w:r>
+        <w:t xml:space="preserve">Figure </w:t>
+      </w:r>
+      <w:r>
+        <w:fldChar w:fldCharType="begin"/>
+      </w:r>
+      <w:r>
+        <w:instrText xml:space="preserve"> STYLEREF 1 \s </w:instrText>
+      </w:r>
+      <w:r>
+        <w:fldChar w:fldCharType="separate"/>
+      </w:r>
+      <w:r>
+        <w:rPr>
+          <w:noProof/>
+          <w:cs/>
+        </w:rPr>
+        <w:t>‎</w:t>
+      </w:r>
+      <w:r>
+        <w:rPr>
+          <w:noProof/>
+        </w:rPr>
+        <w:t>5</w:t>
+      </w:r>
+      <w:r>
+        <w:fldChar w:fldCharType="end"/>
+      </w:r>
+      <w:r>
+        <w:t>.</w:t>
+      </w:r>
+      <w:r>
+        <w:fldChar w:fldCharType="begin"/>
+      </w:r>
+      <w:r>
+        <w:instrText xml:space="preserve"> SEQ Figure \* ARABIC \s 1 </w:instrText>
+      </w:r>
+      <w:r>
+        <w:fldChar w:fldCharType="separate"/>
+      </w:r>
+      <w:r>
+        <w:rPr>
+          <w:noProof/>
+        </w:rPr>
+        <w:t>4</w:t>
+      </w:r>
+      <w:r>
+        <w:fldChar w:fldCharType="end"/>
+      </w:r>
+      <w:r>
+        <w:rPr>
+          <w:lang w:val="en-US"/>
+        </w:rPr>
         <w:t>: Distribution of VADER-derived multiclass sentiment labels</w:t>
+      </w:r>
+    </w:p>
+    <w:p>
+      <w:pPr>
+        <w:spacing w:before="100" w:beforeAutospacing="1" w:after="100" w:afterAutospacing="1" w:line="360" w:lineRule="auto"/>
+        <w:jc w:val="both"/>
+        <w:rPr>
+          <w:rFonts w:eastAsia="Times New Roman"/>
+          <w:kern w:val="0"/>
+          <w:lang w:val="en-US" w:eastAsia="en-US"/>
+          <w14:ligatures w14:val="none"/>
+        </w:rPr>
+      </w:pPr>
+      <w:r>
+        <w:rPr>
+          <w:rFonts w:eastAsia="Times New Roman"/>
+          <w:kern w:val="0"/>
+          <w:lang w:val="en-US" w:eastAsia="en-US"/>
+          <w14:ligatures w14:val="none"/>
+        </w:rPr>
+        <w:t xml:space="preserve">However, these multi-class labels must be interpreted carefully. They are weak labels generated by a lexicon-based sentiment method, not manually annotated human labels. Therefore, they represent VADER-style written polarity rather than true human-labelled emotion. This is different from the binary </w:t>
+      </w:r>
+      <w:proofErr w:type="spellStart"/>
+      <w:r>
+        <w:rPr>
+          <w:rFonts w:eastAsia="Times New Roman"/>
+          <w:kern w:val="0"/>
+          <w:lang w:val="en-US" w:eastAsia="en-US"/>
+          <w14:ligatures w14:val="none"/>
+        </w:rPr>
+        <w:t>voted_up</w:t>
+      </w:r>
+      <w:proofErr w:type="spellEnd"/>
+      <w:r>
+        <w:rPr>
+          <w:rFonts w:eastAsia="Times New Roman"/>
+          <w:kern w:val="0"/>
+          <w:lang w:val="en-US" w:eastAsia="en-US"/>
+          <w14:ligatures w14:val="none"/>
+        </w:rPr>
+        <w:t xml:space="preserve"> task, where the model predicts the actual Steam recommendation outcome. The binary task remains the main supervised task because it uses the real label provided in the dataset, while the multi-class task is added to compare how different models perform when Neutral sentiment is included.</w:t>
       </w:r>
     </w:p>
     <w:p>
@@ -8697,12 +8835,6 @@
           <w:lang w:val="en-US"/>
         </w:rPr>
       </w:pPr>
-      <w:r>
-        <w:rPr>
-          <w:lang w:val="en-US"/>
-        </w:rPr>
-        <w:br w:type="page"/>
-      </w:r>
     </w:p>
     <w:p>
       <w:pPr>
@@ -8873,7 +9005,7 @@
                     </pic:cNvPicPr>
                   </pic:nvPicPr>
                   <pic:blipFill>
-                    <a:blip r:embed="rId15">
+                    <a:blip r:embed="rId16">
                       <a:extLst>
                         <a:ext uri="{28A0092B-C50C-407E-A947-70E740481C1C}">
                           <a14:useLocalDpi xmlns:a14="http://schemas.microsoft.com/office/drawing/2010/main" val="0"/>
@@ -8989,276 +9121,6 @@
                 <pic:pic xmlns:pic="http://schemas.openxmlformats.org/drawingml/2006/picture">
                   <pic:nvPicPr>
                     <pic:cNvPr id="0" name="Picture 7"/>
-                    <pic:cNvPicPr>
-                      <a:picLocks noChangeAspect="1" noChangeArrowheads="1"/>
-                    </pic:cNvPicPr>
-                  </pic:nvPicPr>
-                  <pic:blipFill>
-                    <a:blip r:embed="rId16" cstate="print">
-                      <a:extLst>
-                        <a:ext uri="{28A0092B-C50C-407E-A947-70E740481C1C}">
-                          <a14:useLocalDpi xmlns:a14="http://schemas.microsoft.com/office/drawing/2010/main" val="0"/>
-                        </a:ext>
-                      </a:extLst>
-                    </a:blip>
-                    <a:srcRect/>
-                    <a:stretch>
-                      <a:fillRect/>
-                    </a:stretch>
-                  </pic:blipFill>
-                  <pic:spPr bwMode="auto">
-                    <a:xfrm>
-                      <a:off x="0" y="0"/>
-                      <a:ext cx="5274310" cy="1703705"/>
-                    </a:xfrm>
-                    <a:prstGeom prst="rect">
-                      <a:avLst/>
-                    </a:prstGeom>
-                    <a:noFill/>
-                    <a:ln>
-                      <a:noFill/>
-                    </a:ln>
-                  </pic:spPr>
-                </pic:pic>
-              </a:graphicData>
-            </a:graphic>
-          </wp:inline>
-        </w:drawing>
-      </w:r>
-    </w:p>
-    <w:p>
-      <w:pPr>
-        <w:pStyle w:val="Caption"/>
-        <w:jc w:val="center"/>
-      </w:pPr>
-      <w:r>
-        <w:t xml:space="preserve">Figure </w:t>
-      </w:r>
-      <w:fldSimple w:instr=" STYLEREF 1 \s ">
-        <w:r>
-          <w:rPr>
-            <w:noProof/>
-            <w:cs/>
-          </w:rPr>
-          <w:t>‎</w:t>
-        </w:r>
-        <w:r>
-          <w:rPr>
-            <w:noProof/>
-          </w:rPr>
-          <w:t>6</w:t>
-        </w:r>
-      </w:fldSimple>
-      <w:r>
-        <w:t>.</w:t>
-      </w:r>
-      <w:fldSimple w:instr=" SEQ Figure \* ARABIC \s 1 ">
-        <w:r>
-          <w:rPr>
-            <w:noProof/>
-          </w:rPr>
-          <w:t>2</w:t>
-        </w:r>
-      </w:fldSimple>
-      <w:r>
-        <w:rPr>
-          <w:lang w:val="en-US"/>
-        </w:rPr>
-        <w:t>:</w:t>
-      </w:r>
-      <w:r>
-        <w:rPr>
-          <w:lang w:val="en-US"/>
-        </w:rPr>
-        <w:t xml:space="preserve"> Training and validation loss/accuracy history for the </w:t>
-      </w:r>
-      <w:proofErr w:type="spellStart"/>
-      <w:r>
-        <w:rPr>
-          <w:lang w:val="en-US"/>
-        </w:rPr>
-        <w:t>BiLSTM</w:t>
-      </w:r>
-      <w:proofErr w:type="spellEnd"/>
-      <w:r>
-        <w:rPr>
-          <w:lang w:val="en-US"/>
-        </w:rPr>
-        <w:t xml:space="preserve"> neural network.</w:t>
-      </w:r>
-    </w:p>
-    <w:p>
-      <w:pPr>
-        <w:spacing w:line="360" w:lineRule="auto"/>
-        <w:jc w:val="both"/>
-        <w:rPr>
-          <w:lang w:val="en-US"/>
-        </w:rPr>
-      </w:pPr>
-      <w:r>
-        <w:rPr>
-          <w:lang w:val="en-US"/>
-        </w:rPr>
-        <w:t xml:space="preserve">The </w:t>
-      </w:r>
-      <w:proofErr w:type="spellStart"/>
-      <w:r>
-        <w:rPr>
-          <w:lang w:val="en-US"/>
-        </w:rPr>
-        <w:t>BiLSTM</w:t>
-      </w:r>
-      <w:proofErr w:type="spellEnd"/>
-      <w:r>
-        <w:rPr>
-          <w:lang w:val="en-US"/>
-        </w:rPr>
-        <w:t xml:space="preserve"> model is also adapted for the multi-class sentiment classification experiment. In the binary task, the </w:t>
-      </w:r>
-      <w:proofErr w:type="spellStart"/>
-      <w:r>
-        <w:rPr>
-          <w:lang w:val="en-US"/>
-        </w:rPr>
-        <w:t>BiLSTM</w:t>
-      </w:r>
-      <w:proofErr w:type="spellEnd"/>
-      <w:r>
-        <w:rPr>
-          <w:lang w:val="en-US"/>
-        </w:rPr>
-        <w:t xml:space="preserve"> uses a sigmoid output layer to predict whether a review is positive or negative based on the Steam </w:t>
-      </w:r>
-      <w:proofErr w:type="spellStart"/>
-      <w:r>
-        <w:rPr>
-          <w:lang w:val="en-US"/>
-        </w:rPr>
-        <w:t>voted_up</w:t>
-      </w:r>
-      <w:proofErr w:type="spellEnd"/>
-      <w:r>
-        <w:rPr>
-          <w:lang w:val="en-US"/>
-        </w:rPr>
-        <w:t xml:space="preserve"> label. For the multi-class task, the output layer is changed to a </w:t>
-      </w:r>
-      <w:proofErr w:type="spellStart"/>
-      <w:r>
-        <w:rPr>
-          <w:lang w:val="en-US"/>
-        </w:rPr>
-        <w:t>softmax</w:t>
-      </w:r>
-      <w:proofErr w:type="spellEnd"/>
-      <w:r>
-        <w:rPr>
-          <w:lang w:val="en-US"/>
-        </w:rPr>
-        <w:t xml:space="preserve"> layer with three output units: </w:t>
-      </w:r>
-      <w:r>
-        <w:rPr>
-          <w:lang w:val="en-US"/>
-        </w:rPr>
-        <w:lastRenderedPageBreak/>
-        <w:t>Negative, Neutral, and Positive. This allows the model to predict one of the three VADER-derived sentiment categories.</w:t>
-      </w:r>
-    </w:p>
-    <w:p>
-      <w:pPr>
-        <w:spacing w:line="360" w:lineRule="auto"/>
-        <w:jc w:val="both"/>
-        <w:rPr>
-          <w:lang w:val="en-US"/>
-        </w:rPr>
-      </w:pPr>
-      <w:r>
-        <w:rPr>
-          <w:lang w:val="en-US"/>
-        </w:rPr>
-        <w:t xml:space="preserve">The multi-class </w:t>
-      </w:r>
-      <w:proofErr w:type="spellStart"/>
-      <w:r>
-        <w:rPr>
-          <w:lang w:val="en-US"/>
-        </w:rPr>
-        <w:t>BiLSTM</w:t>
-      </w:r>
-      <w:proofErr w:type="spellEnd"/>
-      <w:r>
-        <w:rPr>
-          <w:lang w:val="en-US"/>
-        </w:rPr>
-        <w:t xml:space="preserve"> achieved an accuracy of 0.8429, macro F1-score of 0.8450, and </w:t>
-      </w:r>
-      <w:proofErr w:type="gramStart"/>
-      <w:r>
-        <w:rPr>
-          <w:lang w:val="en-US"/>
-        </w:rPr>
-        <w:t>weighted</w:t>
-      </w:r>
-      <w:proofErr w:type="gramEnd"/>
-      <w:r>
-        <w:rPr>
-          <w:lang w:val="en-US"/>
-        </w:rPr>
-        <w:t xml:space="preserve"> F1-score of 0.8436. This result shows that the </w:t>
-      </w:r>
-      <w:proofErr w:type="spellStart"/>
-      <w:r>
-        <w:rPr>
-          <w:lang w:val="en-US"/>
-        </w:rPr>
-        <w:t>BiLSTM</w:t>
-      </w:r>
-      <w:proofErr w:type="spellEnd"/>
-      <w:r>
-        <w:rPr>
-          <w:lang w:val="en-US"/>
-        </w:rPr>
-        <w:t xml:space="preserve"> can learn useful patterns from the review text for three-class written sentiment classification. However, the labels used in this experiment are generated from VADER compound scores, so the result should be understood as the model’s ability to reproduce VADER-</w:t>
-      </w:r>
-      <w:proofErr w:type="gramStart"/>
-      <w:r>
-        <w:rPr>
-          <w:lang w:val="en-US"/>
-        </w:rPr>
-        <w:t>style polarity</w:t>
-      </w:r>
-      <w:proofErr w:type="gramEnd"/>
-      <w:r>
-        <w:rPr>
-          <w:lang w:val="en-US"/>
-        </w:rPr>
-        <w:t xml:space="preserve"> categories rather than true human-labelled sentiment.</w:t>
-      </w:r>
-    </w:p>
-    <w:p>
-      <w:pPr>
-        <w:keepNext/>
-        <w:spacing w:line="360" w:lineRule="auto"/>
-        <w:jc w:val="both"/>
-      </w:pPr>
-      <w:r>
-        <w:rPr>
-          <w:noProof/>
-        </w:rPr>
-        <w:drawing>
-          <wp:inline distT="0" distB="0" distL="0" distR="0" wp14:anchorId="209C3134" wp14:editId="19A98891">
-            <wp:extent cx="5274310" cy="1703705"/>
-            <wp:effectExtent l="0" t="0" r="2540" b="0"/>
-            <wp:docPr id="1351153964" name="Picture 4"/>
-            <wp:cNvGraphicFramePr>
-              <a:graphicFrameLocks xmlns:a="http://schemas.openxmlformats.org/drawingml/2006/main" noChangeAspect="1"/>
-            </wp:cNvGraphicFramePr>
-            <a:graphic xmlns:a="http://schemas.openxmlformats.org/drawingml/2006/main">
-              <a:graphicData uri="http://schemas.openxmlformats.org/drawingml/2006/picture">
-                <pic:pic xmlns:pic="http://schemas.openxmlformats.org/drawingml/2006/picture">
-                  <pic:nvPicPr>
-                    <pic:cNvPr id="0" name="Picture 10"/>
                     <pic:cNvPicPr>
                       <a:picLocks noChangeAspect="1" noChangeArrowheads="1"/>
                     </pic:cNvPicPr>
@@ -9327,6 +9189,276 @@
           <w:rPr>
             <w:noProof/>
           </w:rPr>
+          <w:t>2</w:t>
+        </w:r>
+      </w:fldSimple>
+      <w:r>
+        <w:rPr>
+          <w:lang w:val="en-US"/>
+        </w:rPr>
+        <w:t>:</w:t>
+      </w:r>
+      <w:r>
+        <w:rPr>
+          <w:lang w:val="en-US"/>
+        </w:rPr>
+        <w:t xml:space="preserve"> Training and validation loss/accuracy history for the </w:t>
+      </w:r>
+      <w:proofErr w:type="spellStart"/>
+      <w:r>
+        <w:rPr>
+          <w:lang w:val="en-US"/>
+        </w:rPr>
+        <w:t>BiLSTM</w:t>
+      </w:r>
+      <w:proofErr w:type="spellEnd"/>
+      <w:r>
+        <w:rPr>
+          <w:lang w:val="en-US"/>
+        </w:rPr>
+        <w:t xml:space="preserve"> neural network.</w:t>
+      </w:r>
+    </w:p>
+    <w:p>
+      <w:pPr>
+        <w:spacing w:line="360" w:lineRule="auto"/>
+        <w:jc w:val="both"/>
+        <w:rPr>
+          <w:lang w:val="en-US"/>
+        </w:rPr>
+      </w:pPr>
+      <w:r>
+        <w:rPr>
+          <w:lang w:val="en-US"/>
+        </w:rPr>
+        <w:t xml:space="preserve">The </w:t>
+      </w:r>
+      <w:proofErr w:type="spellStart"/>
+      <w:r>
+        <w:rPr>
+          <w:lang w:val="en-US"/>
+        </w:rPr>
+        <w:t>BiLSTM</w:t>
+      </w:r>
+      <w:proofErr w:type="spellEnd"/>
+      <w:r>
+        <w:rPr>
+          <w:lang w:val="en-US"/>
+        </w:rPr>
+        <w:t xml:space="preserve"> model is also adapted for the multi-class sentiment classification experiment. In the binary task, the </w:t>
+      </w:r>
+      <w:proofErr w:type="spellStart"/>
+      <w:r>
+        <w:rPr>
+          <w:lang w:val="en-US"/>
+        </w:rPr>
+        <w:t>BiLSTM</w:t>
+      </w:r>
+      <w:proofErr w:type="spellEnd"/>
+      <w:r>
+        <w:rPr>
+          <w:lang w:val="en-US"/>
+        </w:rPr>
+        <w:t xml:space="preserve"> uses a sigmoid output layer to predict whether a review is positive or negative based on the Steam </w:t>
+      </w:r>
+      <w:proofErr w:type="spellStart"/>
+      <w:r>
+        <w:rPr>
+          <w:lang w:val="en-US"/>
+        </w:rPr>
+        <w:t>voted_up</w:t>
+      </w:r>
+      <w:proofErr w:type="spellEnd"/>
+      <w:r>
+        <w:rPr>
+          <w:lang w:val="en-US"/>
+        </w:rPr>
+        <w:t xml:space="preserve"> label. For the multi-class task, the output layer is changed to a </w:t>
+      </w:r>
+      <w:proofErr w:type="spellStart"/>
+      <w:r>
+        <w:rPr>
+          <w:lang w:val="en-US"/>
+        </w:rPr>
+        <w:t>softmax</w:t>
+      </w:r>
+      <w:proofErr w:type="spellEnd"/>
+      <w:r>
+        <w:rPr>
+          <w:lang w:val="en-US"/>
+        </w:rPr>
+        <w:t xml:space="preserve"> layer with three output units: </w:t>
+      </w:r>
+      <w:r>
+        <w:rPr>
+          <w:lang w:val="en-US"/>
+        </w:rPr>
+        <w:lastRenderedPageBreak/>
+        <w:t>Negative, Neutral, and Positive. This allows the model to predict one of the three VADER-derived sentiment categories.</w:t>
+      </w:r>
+    </w:p>
+    <w:p>
+      <w:pPr>
+        <w:spacing w:line="360" w:lineRule="auto"/>
+        <w:jc w:val="both"/>
+        <w:rPr>
+          <w:lang w:val="en-US"/>
+        </w:rPr>
+      </w:pPr>
+      <w:r>
+        <w:rPr>
+          <w:lang w:val="en-US"/>
+        </w:rPr>
+        <w:t xml:space="preserve">The multi-class </w:t>
+      </w:r>
+      <w:proofErr w:type="spellStart"/>
+      <w:r>
+        <w:rPr>
+          <w:lang w:val="en-US"/>
+        </w:rPr>
+        <w:t>BiLSTM</w:t>
+      </w:r>
+      <w:proofErr w:type="spellEnd"/>
+      <w:r>
+        <w:rPr>
+          <w:lang w:val="en-US"/>
+        </w:rPr>
+        <w:t xml:space="preserve"> achieved an accuracy of 0.8429, macro F1-score of 0.8450, and </w:t>
+      </w:r>
+      <w:proofErr w:type="gramStart"/>
+      <w:r>
+        <w:rPr>
+          <w:lang w:val="en-US"/>
+        </w:rPr>
+        <w:t>weighted</w:t>
+      </w:r>
+      <w:proofErr w:type="gramEnd"/>
+      <w:r>
+        <w:rPr>
+          <w:lang w:val="en-US"/>
+        </w:rPr>
+        <w:t xml:space="preserve"> F1-score of 0.8436. This result shows that the </w:t>
+      </w:r>
+      <w:proofErr w:type="spellStart"/>
+      <w:r>
+        <w:rPr>
+          <w:lang w:val="en-US"/>
+        </w:rPr>
+        <w:t>BiLSTM</w:t>
+      </w:r>
+      <w:proofErr w:type="spellEnd"/>
+      <w:r>
+        <w:rPr>
+          <w:lang w:val="en-US"/>
+        </w:rPr>
+        <w:t xml:space="preserve"> can learn useful patterns from the review text for three-class written sentiment classification. However, the labels used in this experiment are generated from VADER compound scores, so the result should be understood as the model’s ability to reproduce VADER-</w:t>
+      </w:r>
+      <w:proofErr w:type="gramStart"/>
+      <w:r>
+        <w:rPr>
+          <w:lang w:val="en-US"/>
+        </w:rPr>
+        <w:t>style polarity</w:t>
+      </w:r>
+      <w:proofErr w:type="gramEnd"/>
+      <w:r>
+        <w:rPr>
+          <w:lang w:val="en-US"/>
+        </w:rPr>
+        <w:t xml:space="preserve"> categories rather than true human-labelled sentiment.</w:t>
+      </w:r>
+    </w:p>
+    <w:p>
+      <w:pPr>
+        <w:keepNext/>
+        <w:spacing w:line="360" w:lineRule="auto"/>
+        <w:jc w:val="both"/>
+      </w:pPr>
+      <w:r>
+        <w:rPr>
+          <w:noProof/>
+        </w:rPr>
+        <w:drawing>
+          <wp:inline distT="0" distB="0" distL="0" distR="0" wp14:anchorId="209C3134" wp14:editId="19A98891">
+            <wp:extent cx="5274310" cy="1703705"/>
+            <wp:effectExtent l="0" t="0" r="2540" b="0"/>
+            <wp:docPr id="1351153964" name="Picture 4"/>
+            <wp:cNvGraphicFramePr>
+              <a:graphicFrameLocks xmlns:a="http://schemas.openxmlformats.org/drawingml/2006/main" noChangeAspect="1"/>
+            </wp:cNvGraphicFramePr>
+            <a:graphic xmlns:a="http://schemas.openxmlformats.org/drawingml/2006/main">
+              <a:graphicData uri="http://schemas.openxmlformats.org/drawingml/2006/picture">
+                <pic:pic xmlns:pic="http://schemas.openxmlformats.org/drawingml/2006/picture">
+                  <pic:nvPicPr>
+                    <pic:cNvPr id="0" name="Picture 10"/>
+                    <pic:cNvPicPr>
+                      <a:picLocks noChangeAspect="1" noChangeArrowheads="1"/>
+                    </pic:cNvPicPr>
+                  </pic:nvPicPr>
+                  <pic:blipFill>
+                    <a:blip r:embed="rId18" cstate="print">
+                      <a:extLst>
+                        <a:ext uri="{28A0092B-C50C-407E-A947-70E740481C1C}">
+                          <a14:useLocalDpi xmlns:a14="http://schemas.microsoft.com/office/drawing/2010/main" val="0"/>
+                        </a:ext>
+                      </a:extLst>
+                    </a:blip>
+                    <a:srcRect/>
+                    <a:stretch>
+                      <a:fillRect/>
+                    </a:stretch>
+                  </pic:blipFill>
+                  <pic:spPr bwMode="auto">
+                    <a:xfrm>
+                      <a:off x="0" y="0"/>
+                      <a:ext cx="5274310" cy="1703705"/>
+                    </a:xfrm>
+                    <a:prstGeom prst="rect">
+                      <a:avLst/>
+                    </a:prstGeom>
+                    <a:noFill/>
+                    <a:ln>
+                      <a:noFill/>
+                    </a:ln>
+                  </pic:spPr>
+                </pic:pic>
+              </a:graphicData>
+            </a:graphic>
+          </wp:inline>
+        </w:drawing>
+      </w:r>
+    </w:p>
+    <w:p>
+      <w:pPr>
+        <w:pStyle w:val="Caption"/>
+        <w:jc w:val="center"/>
+      </w:pPr>
+      <w:r>
+        <w:t xml:space="preserve">Figure </w:t>
+      </w:r>
+      <w:fldSimple w:instr=" STYLEREF 1 \s ">
+        <w:r>
+          <w:rPr>
+            <w:noProof/>
+            <w:cs/>
+          </w:rPr>
+          <w:t>‎</w:t>
+        </w:r>
+        <w:r>
+          <w:rPr>
+            <w:noProof/>
+          </w:rPr>
+          <w:t>6</w:t>
+        </w:r>
+      </w:fldSimple>
+      <w:r>
+        <w:t>.</w:t>
+      </w:r>
+      <w:fldSimple w:instr=" SEQ Figure \* ARABIC \s 1 ">
+        <w:r>
+          <w:rPr>
+            <w:noProof/>
+          </w:rPr>
           <w:t>3</w:t>
         </w:r>
       </w:fldSimple>
@@ -9385,7 +9517,7 @@
                     </pic:cNvPicPr>
                   </pic:nvPicPr>
                   <pic:blipFill>
-                    <a:blip r:embed="rId18" cstate="print">
+                    <a:blip r:embed="rId19" cstate="print">
                       <a:extLst>
                         <a:ext uri="{28A0092B-C50C-407E-A947-70E740481C1C}">
                           <a14:useLocalDpi xmlns:a14="http://schemas.microsoft.com/office/drawing/2010/main" val="0"/>
@@ -10468,7 +10600,7 @@
                     </pic:cNvPicPr>
                   </pic:nvPicPr>
                   <pic:blipFill>
-                    <a:blip r:embed="rId19" cstate="print">
+                    <a:blip r:embed="rId20" cstate="print">
                       <a:extLst>
                         <a:ext uri="{28A0092B-C50C-407E-A947-70E740481C1C}">
                           <a14:useLocalDpi xmlns:a14="http://schemas.microsoft.com/office/drawing/2010/main" val="0"/>
@@ -10619,123 +10751,6 @@
                 <pic:pic xmlns:pic="http://schemas.openxmlformats.org/drawingml/2006/picture">
                   <pic:nvPicPr>
                     <pic:cNvPr id="0" name="Picture 3"/>
-                    <pic:cNvPicPr>
-                      <a:picLocks noChangeAspect="1" noChangeArrowheads="1"/>
-                    </pic:cNvPicPr>
-                  </pic:nvPicPr>
-                  <pic:blipFill>
-                    <a:blip r:embed="rId20" cstate="print">
-                      <a:extLst>
-                        <a:ext uri="{28A0092B-C50C-407E-A947-70E740481C1C}">
-                          <a14:useLocalDpi xmlns:a14="http://schemas.microsoft.com/office/drawing/2010/main" val="0"/>
-                        </a:ext>
-                      </a:extLst>
-                    </a:blip>
-                    <a:srcRect/>
-                    <a:stretch>
-                      <a:fillRect/>
-                    </a:stretch>
-                  </pic:blipFill>
-                  <pic:spPr bwMode="auto">
-                    <a:xfrm>
-                      <a:off x="0" y="0"/>
-                      <a:ext cx="5274310" cy="3247390"/>
-                    </a:xfrm>
-                    <a:prstGeom prst="rect">
-                      <a:avLst/>
-                    </a:prstGeom>
-                    <a:noFill/>
-                    <a:ln>
-                      <a:noFill/>
-                    </a:ln>
-                  </pic:spPr>
-                </pic:pic>
-              </a:graphicData>
-            </a:graphic>
-          </wp:inline>
-        </w:drawing>
-      </w:r>
-    </w:p>
-    <w:p>
-      <w:pPr>
-        <w:pStyle w:val="Caption"/>
-        <w:jc w:val="center"/>
-      </w:pPr>
-      <w:r>
-        <w:t xml:space="preserve">Figure </w:t>
-      </w:r>
-      <w:fldSimple w:instr=" STYLEREF 1 \s ">
-        <w:r>
-          <w:rPr>
-            <w:noProof/>
-            <w:cs/>
-          </w:rPr>
-          <w:t>‎</w:t>
-        </w:r>
-        <w:r>
-          <w:rPr>
-            <w:noProof/>
-          </w:rPr>
-          <w:t>7</w:t>
-        </w:r>
-      </w:fldSimple>
-      <w:r>
-        <w:t>.</w:t>
-      </w:r>
-      <w:fldSimple w:instr=" SEQ Figure \* ARABIC \s 1 ">
-        <w:r>
-          <w:rPr>
-            <w:noProof/>
-          </w:rPr>
-          <w:t>2</w:t>
-        </w:r>
-      </w:fldSimple>
-      <w:r>
-        <w:rPr>
-          <w:lang w:val="en-US"/>
-        </w:rPr>
-        <w:t xml:space="preserve">: </w:t>
-      </w:r>
-      <w:r>
-        <w:rPr>
-          <w:lang w:val="en-US"/>
-        </w:rPr>
-        <w:t>Recent playtime hours by Steam review sentiment.</w:t>
-      </w:r>
-    </w:p>
-    <w:p>
-      <w:pPr>
-        <w:spacing w:line="360" w:lineRule="auto"/>
-        <w:jc w:val="both"/>
-      </w:pPr>
-      <w:r>
-        <w:t>Hypothesis 2 is also supported because negative reviewers had a higher median number of games owned, at 30 games compared with 16 games for positive reviewers. This may indicate that players with broader gaming experience are more critical in their evaluation.</w:t>
-      </w:r>
-    </w:p>
-    <w:p>
-      <w:pPr>
-        <w:keepNext/>
-        <w:spacing w:line="360" w:lineRule="auto"/>
-        <w:jc w:val="center"/>
-      </w:pPr>
-      <w:r>
-        <w:rPr>
-          <w:noProof/>
-        </w:rPr>
-        <w:lastRenderedPageBreak/>
-        <w:drawing>
-          <wp:inline distT="0" distB="0" distL="0" distR="0" wp14:anchorId="5D94173F" wp14:editId="4F4CB5F5">
-            <wp:extent cx="5274310" cy="3247390"/>
-            <wp:effectExtent l="0" t="0" r="2540" b="0"/>
-            <wp:docPr id="704570084" name="Picture 3"/>
-            <wp:cNvGraphicFramePr>
-              <a:graphicFrameLocks xmlns:a="http://schemas.openxmlformats.org/drawingml/2006/main" noChangeAspect="1"/>
-            </wp:cNvGraphicFramePr>
-            <a:graphic xmlns:a="http://schemas.openxmlformats.org/drawingml/2006/main">
-              <a:graphicData uri="http://schemas.openxmlformats.org/drawingml/2006/picture">
-                <pic:pic xmlns:pic="http://schemas.openxmlformats.org/drawingml/2006/picture">
-                  <pic:nvPicPr>
-                    <pic:cNvPr id="0" name="Picture 5"/>
                     <pic:cNvPicPr>
                       <a:picLocks noChangeAspect="1" noChangeArrowheads="1"/>
                     </pic:cNvPicPr>
@@ -10804,6 +10819,123 @@
           <w:rPr>
             <w:noProof/>
           </w:rPr>
+          <w:t>2</w:t>
+        </w:r>
+      </w:fldSimple>
+      <w:r>
+        <w:rPr>
+          <w:lang w:val="en-US"/>
+        </w:rPr>
+        <w:t xml:space="preserve">: </w:t>
+      </w:r>
+      <w:r>
+        <w:rPr>
+          <w:lang w:val="en-US"/>
+        </w:rPr>
+        <w:t>Recent playtime hours by Steam review sentiment.</w:t>
+      </w:r>
+    </w:p>
+    <w:p>
+      <w:pPr>
+        <w:spacing w:line="360" w:lineRule="auto"/>
+        <w:jc w:val="both"/>
+      </w:pPr>
+      <w:r>
+        <w:t>Hypothesis 2 is also supported because negative reviewers had a higher median number of games owned, at 30 games compared with 16 games for positive reviewers. This may indicate that players with broader gaming experience are more critical in their evaluation.</w:t>
+      </w:r>
+    </w:p>
+    <w:p>
+      <w:pPr>
+        <w:keepNext/>
+        <w:spacing w:line="360" w:lineRule="auto"/>
+        <w:jc w:val="center"/>
+      </w:pPr>
+      <w:r>
+        <w:rPr>
+          <w:noProof/>
+        </w:rPr>
+        <w:lastRenderedPageBreak/>
+        <w:drawing>
+          <wp:inline distT="0" distB="0" distL="0" distR="0" wp14:anchorId="5D94173F" wp14:editId="4F4CB5F5">
+            <wp:extent cx="5274310" cy="3247390"/>
+            <wp:effectExtent l="0" t="0" r="2540" b="0"/>
+            <wp:docPr id="704570084" name="Picture 3"/>
+            <wp:cNvGraphicFramePr>
+              <a:graphicFrameLocks xmlns:a="http://schemas.openxmlformats.org/drawingml/2006/main" noChangeAspect="1"/>
+            </wp:cNvGraphicFramePr>
+            <a:graphic xmlns:a="http://schemas.openxmlformats.org/drawingml/2006/main">
+              <a:graphicData uri="http://schemas.openxmlformats.org/drawingml/2006/picture">
+                <pic:pic xmlns:pic="http://schemas.openxmlformats.org/drawingml/2006/picture">
+                  <pic:nvPicPr>
+                    <pic:cNvPr id="0" name="Picture 5"/>
+                    <pic:cNvPicPr>
+                      <a:picLocks noChangeAspect="1" noChangeArrowheads="1"/>
+                    </pic:cNvPicPr>
+                  </pic:nvPicPr>
+                  <pic:blipFill>
+                    <a:blip r:embed="rId22" cstate="print">
+                      <a:extLst>
+                        <a:ext uri="{28A0092B-C50C-407E-A947-70E740481C1C}">
+                          <a14:useLocalDpi xmlns:a14="http://schemas.microsoft.com/office/drawing/2010/main" val="0"/>
+                        </a:ext>
+                      </a:extLst>
+                    </a:blip>
+                    <a:srcRect/>
+                    <a:stretch>
+                      <a:fillRect/>
+                    </a:stretch>
+                  </pic:blipFill>
+                  <pic:spPr bwMode="auto">
+                    <a:xfrm>
+                      <a:off x="0" y="0"/>
+                      <a:ext cx="5274310" cy="3247390"/>
+                    </a:xfrm>
+                    <a:prstGeom prst="rect">
+                      <a:avLst/>
+                    </a:prstGeom>
+                    <a:noFill/>
+                    <a:ln>
+                      <a:noFill/>
+                    </a:ln>
+                  </pic:spPr>
+                </pic:pic>
+              </a:graphicData>
+            </a:graphic>
+          </wp:inline>
+        </w:drawing>
+      </w:r>
+    </w:p>
+    <w:p>
+      <w:pPr>
+        <w:pStyle w:val="Caption"/>
+        <w:jc w:val="center"/>
+      </w:pPr>
+      <w:r>
+        <w:t xml:space="preserve">Figure </w:t>
+      </w:r>
+      <w:fldSimple w:instr=" STYLEREF 1 \s ">
+        <w:r>
+          <w:rPr>
+            <w:noProof/>
+            <w:cs/>
+          </w:rPr>
+          <w:t>‎</w:t>
+        </w:r>
+        <w:r>
+          <w:rPr>
+            <w:noProof/>
+          </w:rPr>
+          <w:t>7</w:t>
+        </w:r>
+      </w:fldSimple>
+      <w:r>
+        <w:t>.</w:t>
+      </w:r>
+      <w:fldSimple w:instr=" SEQ Figure \* ARABIC \s 1 ">
+        <w:r>
+          <w:rPr>
+            <w:noProof/>
+          </w:rPr>
           <w:t>3</w:t>
         </w:r>
       </w:fldSimple>
@@ -10857,7 +10989,7 @@
                     </pic:cNvPicPr>
                   </pic:nvPicPr>
                   <pic:blipFill>
-                    <a:blip r:embed="rId22" cstate="print">
+                    <a:blip r:embed="rId23" cstate="print">
                       <a:extLst>
                         <a:ext uri="{28A0092B-C50C-407E-A947-70E740481C1C}">
                           <a14:useLocalDpi xmlns:a14="http://schemas.microsoft.com/office/drawing/2010/main" val="0"/>
@@ -11479,115 +11611,6 @@
                 <pic:pic xmlns:pic="http://schemas.openxmlformats.org/drawingml/2006/picture">
                   <pic:nvPicPr>
                     <pic:cNvPr id="0" name="Picture 7"/>
-                    <pic:cNvPicPr>
-                      <a:picLocks noChangeAspect="1" noChangeArrowheads="1"/>
-                    </pic:cNvPicPr>
-                  </pic:nvPicPr>
-                  <pic:blipFill>
-                    <a:blip r:embed="rId23" cstate="print">
-                      <a:extLst>
-                        <a:ext uri="{28A0092B-C50C-407E-A947-70E740481C1C}">
-                          <a14:useLocalDpi xmlns:a14="http://schemas.microsoft.com/office/drawing/2010/main" val="0"/>
-                        </a:ext>
-                      </a:extLst>
-                    </a:blip>
-                    <a:srcRect/>
-                    <a:stretch>
-                      <a:fillRect/>
-                    </a:stretch>
-                  </pic:blipFill>
-                  <pic:spPr bwMode="auto">
-                    <a:xfrm>
-                      <a:off x="0" y="0"/>
-                      <a:ext cx="5274310" cy="3122930"/>
-                    </a:xfrm>
-                    <a:prstGeom prst="rect">
-                      <a:avLst/>
-                    </a:prstGeom>
-                    <a:noFill/>
-                    <a:ln>
-                      <a:noFill/>
-                    </a:ln>
-                  </pic:spPr>
-                </pic:pic>
-              </a:graphicData>
-            </a:graphic>
-          </wp:inline>
-        </w:drawing>
-      </w:r>
-    </w:p>
-    <w:p>
-      <w:pPr>
-        <w:pStyle w:val="Caption"/>
-        <w:jc w:val="center"/>
-        <w:rPr>
-          <w:lang w:val="en-US"/>
-        </w:rPr>
-      </w:pPr>
-      <w:r>
-        <w:t xml:space="preserve">Figure </w:t>
-      </w:r>
-      <w:fldSimple w:instr=" STYLEREF 1 \s ">
-        <w:r>
-          <w:rPr>
-            <w:noProof/>
-            <w:cs/>
-          </w:rPr>
-          <w:t>‎</w:t>
-        </w:r>
-        <w:r>
-          <w:rPr>
-            <w:noProof/>
-          </w:rPr>
-          <w:t>7</w:t>
-        </w:r>
-      </w:fldSimple>
-      <w:r>
-        <w:t>.</w:t>
-      </w:r>
-      <w:fldSimple w:instr=" SEQ Figure \* ARABIC \s 1 ">
-        <w:r>
-          <w:rPr>
-            <w:noProof/>
-          </w:rPr>
-          <w:t>5</w:t>
-        </w:r>
-      </w:fldSimple>
-      <w:r>
-        <w:rPr>
-          <w:lang w:val="en-US"/>
-        </w:rPr>
-        <w:t xml:space="preserve">: </w:t>
-      </w:r>
-      <w:r>
-        <w:rPr>
-          <w:lang w:val="en-US"/>
-        </w:rPr>
-        <w:t>Top positive opinion phrases in FIFA 23 Steam reviews.</w:t>
-      </w:r>
-    </w:p>
-    <w:p>
-      <w:pPr>
-        <w:keepNext/>
-        <w:jc w:val="center"/>
-      </w:pPr>
-      <w:r>
-        <w:rPr>
-          <w:noProof/>
-        </w:rPr>
-        <w:drawing>
-          <wp:inline distT="0" distB="0" distL="0" distR="0" wp14:anchorId="37780D9B" wp14:editId="58F9AB43">
-            <wp:extent cx="5274310" cy="3122930"/>
-            <wp:effectExtent l="0" t="0" r="2540" b="1270"/>
-            <wp:docPr id="486373861" name="Picture 5"/>
-            <wp:cNvGraphicFramePr>
-              <a:graphicFrameLocks xmlns:a="http://schemas.openxmlformats.org/drawingml/2006/main" noChangeAspect="1"/>
-            </wp:cNvGraphicFramePr>
-            <a:graphic xmlns:a="http://schemas.openxmlformats.org/drawingml/2006/main">
-              <a:graphicData uri="http://schemas.openxmlformats.org/drawingml/2006/picture">
-                <pic:pic xmlns:pic="http://schemas.openxmlformats.org/drawingml/2006/picture">
-                  <pic:nvPicPr>
-                    <pic:cNvPr id="0" name="Picture 9"/>
                     <pic:cNvPicPr>
                       <a:picLocks noChangeAspect="1" noChangeArrowheads="1"/>
                     </pic:cNvPicPr>
@@ -11659,6 +11682,115 @@
           <w:rPr>
             <w:noProof/>
           </w:rPr>
+          <w:t>5</w:t>
+        </w:r>
+      </w:fldSimple>
+      <w:r>
+        <w:rPr>
+          <w:lang w:val="en-US"/>
+        </w:rPr>
+        <w:t xml:space="preserve">: </w:t>
+      </w:r>
+      <w:r>
+        <w:rPr>
+          <w:lang w:val="en-US"/>
+        </w:rPr>
+        <w:t>Top positive opinion phrases in FIFA 23 Steam reviews.</w:t>
+      </w:r>
+    </w:p>
+    <w:p>
+      <w:pPr>
+        <w:keepNext/>
+        <w:jc w:val="center"/>
+      </w:pPr>
+      <w:r>
+        <w:rPr>
+          <w:noProof/>
+        </w:rPr>
+        <w:drawing>
+          <wp:inline distT="0" distB="0" distL="0" distR="0" wp14:anchorId="37780D9B" wp14:editId="58F9AB43">
+            <wp:extent cx="5274310" cy="3122930"/>
+            <wp:effectExtent l="0" t="0" r="2540" b="1270"/>
+            <wp:docPr id="486373861" name="Picture 5"/>
+            <wp:cNvGraphicFramePr>
+              <a:graphicFrameLocks xmlns:a="http://schemas.openxmlformats.org/drawingml/2006/main" noChangeAspect="1"/>
+            </wp:cNvGraphicFramePr>
+            <a:graphic xmlns:a="http://schemas.openxmlformats.org/drawingml/2006/main">
+              <a:graphicData uri="http://schemas.openxmlformats.org/drawingml/2006/picture">
+                <pic:pic xmlns:pic="http://schemas.openxmlformats.org/drawingml/2006/picture">
+                  <pic:nvPicPr>
+                    <pic:cNvPr id="0" name="Picture 9"/>
+                    <pic:cNvPicPr>
+                      <a:picLocks noChangeAspect="1" noChangeArrowheads="1"/>
+                    </pic:cNvPicPr>
+                  </pic:nvPicPr>
+                  <pic:blipFill>
+                    <a:blip r:embed="rId25" cstate="print">
+                      <a:extLst>
+                        <a:ext uri="{28A0092B-C50C-407E-A947-70E740481C1C}">
+                          <a14:useLocalDpi xmlns:a14="http://schemas.microsoft.com/office/drawing/2010/main" val="0"/>
+                        </a:ext>
+                      </a:extLst>
+                    </a:blip>
+                    <a:srcRect/>
+                    <a:stretch>
+                      <a:fillRect/>
+                    </a:stretch>
+                  </pic:blipFill>
+                  <pic:spPr bwMode="auto">
+                    <a:xfrm>
+                      <a:off x="0" y="0"/>
+                      <a:ext cx="5274310" cy="3122930"/>
+                    </a:xfrm>
+                    <a:prstGeom prst="rect">
+                      <a:avLst/>
+                    </a:prstGeom>
+                    <a:noFill/>
+                    <a:ln>
+                      <a:noFill/>
+                    </a:ln>
+                  </pic:spPr>
+                </pic:pic>
+              </a:graphicData>
+            </a:graphic>
+          </wp:inline>
+        </w:drawing>
+      </w:r>
+    </w:p>
+    <w:p>
+      <w:pPr>
+        <w:pStyle w:val="Caption"/>
+        <w:jc w:val="center"/>
+        <w:rPr>
+          <w:lang w:val="en-US"/>
+        </w:rPr>
+      </w:pPr>
+      <w:r>
+        <w:t xml:space="preserve">Figure </w:t>
+      </w:r>
+      <w:fldSimple w:instr=" STYLEREF 1 \s ">
+        <w:r>
+          <w:rPr>
+            <w:noProof/>
+            <w:cs/>
+          </w:rPr>
+          <w:t>‎</w:t>
+        </w:r>
+        <w:r>
+          <w:rPr>
+            <w:noProof/>
+          </w:rPr>
+          <w:t>7</w:t>
+        </w:r>
+      </w:fldSimple>
+      <w:r>
+        <w:t>.</w:t>
+      </w:r>
+      <w:fldSimple w:instr=" SEQ Figure \* ARABIC \s 1 ">
+        <w:r>
+          <w:rPr>
+            <w:noProof/>
+          </w:rPr>
           <w:t>6</w:t>
         </w:r>
       </w:fldSimple>
@@ -12245,7 +12377,7 @@
                     </pic:cNvPicPr>
                   </pic:nvPicPr>
                   <pic:blipFill>
-                    <a:blip r:embed="rId25" cstate="print">
+                    <a:blip r:embed="rId26" cstate="print">
                       <a:extLst>
                         <a:ext uri="{28A0092B-C50C-407E-A947-70E740481C1C}">
                           <a14:useLocalDpi xmlns:a14="http://schemas.microsoft.com/office/drawing/2010/main" val="0"/>
@@ -12368,7 +12500,7 @@
                     </pic:cNvPicPr>
                   </pic:nvPicPr>
                   <pic:blipFill>
-                    <a:blip r:embed="rId26" cstate="print">
+                    <a:blip r:embed="rId27" cstate="print">
                       <a:extLst>
                         <a:ext uri="{28A0092B-C50C-407E-A947-70E740481C1C}">
                           <a14:useLocalDpi xmlns:a14="http://schemas.microsoft.com/office/drawing/2010/main" val="0"/>
@@ -13212,7 +13344,7 @@
                     </pic:cNvPicPr>
                   </pic:nvPicPr>
                   <pic:blipFill>
-                    <a:blip r:embed="rId27" cstate="print">
+                    <a:blip r:embed="rId28" cstate="print">
                       <a:extLst>
                         <a:ext uri="{28A0092B-C50C-407E-A947-70E740481C1C}">
                           <a14:useLocalDpi xmlns:a14="http://schemas.microsoft.com/office/drawing/2010/main" val="0"/>
@@ -13321,7 +13453,7 @@
                     </pic:cNvPicPr>
                   </pic:nvPicPr>
                   <pic:blipFill>
-                    <a:blip r:embed="rId28">
+                    <a:blip r:embed="rId29">
                       <a:extLst>
                         <a:ext uri="{28A0092B-C50C-407E-A947-70E740481C1C}">
                           <a14:useLocalDpi xmlns:a14="http://schemas.microsoft.com/office/drawing/2010/main" val="0"/>
@@ -13441,7 +13573,7 @@
                     </pic:cNvPicPr>
                   </pic:nvPicPr>
                   <pic:blipFill>
-                    <a:blip r:embed="rId29" cstate="print">
+                    <a:blip r:embed="rId30" cstate="print">
                       <a:extLst>
                         <a:ext uri="{28A0092B-C50C-407E-A947-70E740481C1C}">
                           <a14:useLocalDpi xmlns:a14="http://schemas.microsoft.com/office/drawing/2010/main" val="0"/>
@@ -14397,7 +14529,7 @@
       <w:r>
         <w:t xml:space="preserve"> Documentation. Accessed: Jun. 1, 2026. [Online]. Available: </w:t>
       </w:r>
-      <w:hyperlink r:id="rId30" w:history="1">
+      <w:hyperlink r:id="rId31" w:history="1">
         <w:r>
           <w:rPr>
             <w:rStyle w:val="Hyperlink"/>
@@ -14432,7 +14564,7 @@
       <w:r>
         <w:t xml:space="preserve">, 3rd ed. draft, 2021. [Online]. Available: </w:t>
       </w:r>
-      <w:hyperlink r:id="rId31" w:tgtFrame="_new" w:history="1">
+      <w:hyperlink r:id="rId32" w:tgtFrame="_new" w:history="1">
         <w:r>
           <w:rPr>
             <w:rStyle w:val="Hyperlink"/>
@@ -14442,8 +14574,8 @@
       </w:hyperlink>
     </w:p>
     <w:sectPr>
-      <w:headerReference w:type="default" r:id="rId32"/>
-      <w:footerReference w:type="default" r:id="rId33"/>
+      <w:headerReference w:type="default" r:id="rId33"/>
+      <w:footerReference w:type="default" r:id="rId34"/>
       <w:pgSz w:w="11906" w:h="16838"/>
       <w:pgMar w:top="1440" w:right="1440" w:bottom="1440" w:left="2160" w:header="720" w:footer="720" w:gutter="0"/>
       <w:cols w:space="720"/>
@@ -18825,6 +18957,7 @@
   <w:style w:type="character" w:default="1" w:styleId="DefaultParagraphFont">
     <w:name w:val="Default Paragraph Font"/>
     <w:uiPriority w:val="1"/>
+    <w:semiHidden/>
     <w:unhideWhenUsed/>
   </w:style>
   <w:style w:type="table" w:default="1" w:styleId="TableNormal">
@@ -19739,12 +19872,7 @@
 </file>
 
 <file path=customXml/item1.xml><?xml version="1.0" encoding="utf-8"?>
-<?mso-contentType ?>
-<FormTemplates xmlns="http://schemas.microsoft.com/sharepoint/v3/contenttype/forms">
-  <Display>DocumentLibraryForm</Display>
-  <Edit>DocumentLibraryForm</Edit>
-  <New>DocumentLibraryForm</New>
-</FormTemplates>
+<b:Sources xmlns:b="http://schemas.openxmlformats.org/officeDocument/2006/bibliography" xmlns="http://schemas.openxmlformats.org/officeDocument/2006/bibliography" SelectedStyle="\APASixthEditionOfficeOnline.xsl" StyleName="APA" Version="6"/>
 </file>
 
 <file path=customXml/item2.xml><?xml version="1.0" encoding="utf-8"?>
@@ -19756,7 +19884,12 @@
 </file>
 
 <file path=customXml/item3.xml><?xml version="1.0" encoding="utf-8"?>
-<b:Sources xmlns:b="http://schemas.openxmlformats.org/officeDocument/2006/bibliography" xmlns="http://schemas.openxmlformats.org/officeDocument/2006/bibliography" SelectedStyle="\APASixthEditionOfficeOnline.xsl" StyleName="APA" Version="6"/>
+<?mso-contentType ?>
+<FormTemplates xmlns="http://schemas.microsoft.com/sharepoint/v3/contenttype/forms">
+  <Display>DocumentLibraryForm</Display>
+  <Edit>DocumentLibraryForm</Edit>
+  <New>DocumentLibraryForm</New>
+</FormTemplates>
 </file>
 
 <file path=customXml/item4.xml><?xml version="1.0" encoding="utf-8"?>
@@ -19954,9 +20087,9 @@
 </file>
 
 <file path=customXml/itemProps1.xml><?xml version="1.0" encoding="utf-8"?>
-<ds:datastoreItem xmlns:ds="http://schemas.openxmlformats.org/officeDocument/2006/customXml" ds:itemID="{49A2F7EF-DE38-4CBB-AAB8-D2B9ACC01C07}">
+<ds:datastoreItem xmlns:ds="http://schemas.openxmlformats.org/officeDocument/2006/customXml" ds:itemID="{126AE071-7486-4AA9-BF0D-71355D9D34D7}">
   <ds:schemaRefs>
-    <ds:schemaRef ds:uri="http://schemas.microsoft.com/sharepoint/v3/contenttype/forms"/>
+    <ds:schemaRef ds:uri="http://schemas.openxmlformats.org/officeDocument/2006/bibliography"/>
   </ds:schemaRefs>
 </ds:datastoreItem>
 </file>
@@ -19972,9 +20105,9 @@
 </file>
 
 <file path=customXml/itemProps3.xml><?xml version="1.0" encoding="utf-8"?>
-<ds:datastoreItem xmlns:ds="http://schemas.openxmlformats.org/officeDocument/2006/customXml" ds:itemID="{126AE071-7486-4AA9-BF0D-71355D9D34D7}">
+<ds:datastoreItem xmlns:ds="http://schemas.openxmlformats.org/officeDocument/2006/customXml" ds:itemID="{49A2F7EF-DE38-4CBB-AAB8-D2B9ACC01C07}">
   <ds:schemaRefs>
-    <ds:schemaRef ds:uri="http://schemas.openxmlformats.org/officeDocument/2006/bibliography"/>
+    <ds:schemaRef ds:uri="http://schemas.microsoft.com/sharepoint/v3/contenttype/forms"/>
   </ds:schemaRefs>
 </ds:datastoreItem>
 </file>

--- a/report/TT8L_Haque Radiah_Group10_ASGN.docx
+++ b/report/TT8L_Haque Radiah_Group10_ASGN.docx
@@ -12,7 +12,7 @@
           <w:noProof/>
         </w:rPr>
         <w:drawing>
-          <wp:inline distT="0" distB="0" distL="0" distR="0" wp14:anchorId="70556ED4" wp14:editId="454FADEC">
+          <wp:inline distT="0" distB="0" distL="0" distR="0" wp14:anchorId="70556ED4" wp14:editId="10F3C832">
             <wp:extent cx="5731510" cy="1781175"/>
             <wp:effectExtent l="0" t="0" r="0" b="0"/>
             <wp:docPr id="541726581" name="Picture 1">
@@ -364,7 +364,7 @@
           <w:szCs w:val="24"/>
         </w:rPr>
       </w:pPr>
-      <w:bookmarkStart w:id="0" w:name="_Toc233216240"/>
+      <w:bookmarkStart w:id="0" w:name="_Toc233294705"/>
       <w:r>
         <w:rPr>
           <w:rFonts w:asciiTheme="majorBidi" w:hAnsiTheme="majorBidi"/>
@@ -788,7 +788,7 @@
           <w:szCs w:val="24"/>
         </w:rPr>
       </w:pPr>
-      <w:bookmarkStart w:id="1" w:name="_Toc233216241"/>
+      <w:bookmarkStart w:id="1" w:name="_Toc233294706"/>
       <w:r>
         <w:rPr>
           <w:rFonts w:asciiTheme="majorBidi" w:hAnsiTheme="majorBidi"/>
@@ -896,7 +896,6 @@
           <w:docPartUnique/>
         </w:docPartObj>
       </w:sdtPr>
-      <w:sdtEndPr/>
       <w:sdtContent>
         <w:p>
           <w:pPr>
@@ -945,7 +944,7 @@
           <w:r>
             <w:fldChar w:fldCharType="separate"/>
           </w:r>
-          <w:hyperlink w:anchor="_Toc233216240" w:history="1">
+          <w:hyperlink w:anchor="_Toc233294705" w:history="1">
             <w:r>
               <w:rPr>
                 <w:rStyle w:val="Hyperlink"/>
@@ -975,7 +974,7 @@
                 <w:noProof/>
                 <w:webHidden/>
               </w:rPr>
-              <w:instrText xml:space="preserve"> PAGEREF _Toc233216240 \h </w:instrText>
+              <w:instrText xml:space="preserve"> PAGEREF _Toc233294705 \h </w:instrText>
             </w:r>
             <w:r>
               <w:rPr>
@@ -1018,7 +1017,7 @@
               <w:lang w:val="en-US" w:eastAsia="en-US"/>
             </w:rPr>
           </w:pPr>
-          <w:hyperlink w:anchor="_Toc233216241" w:history="1">
+          <w:hyperlink w:anchor="_Toc233294706" w:history="1">
             <w:r>
               <w:rPr>
                 <w:rStyle w:val="Hyperlink"/>
@@ -1048,7 +1047,7 @@
                 <w:noProof/>
                 <w:webHidden/>
               </w:rPr>
-              <w:instrText xml:space="preserve"> PAGEREF _Toc233216241 \h </w:instrText>
+              <w:instrText xml:space="preserve"> PAGEREF _Toc233294706 \h </w:instrText>
             </w:r>
             <w:r>
               <w:rPr>
@@ -1091,7 +1090,7 @@
               <w:lang w:val="en-US" w:eastAsia="en-US"/>
             </w:rPr>
           </w:pPr>
-          <w:hyperlink w:anchor="_Toc233216242" w:history="1">
+          <w:hyperlink w:anchor="_Toc233294707" w:history="1">
             <w:r>
               <w:rPr>
                 <w:rStyle w:val="Hyperlink"/>
@@ -1121,7 +1120,7 @@
                 <w:noProof/>
                 <w:webHidden/>
               </w:rPr>
-              <w:instrText xml:space="preserve"> PAGEREF _Toc233216242 \h </w:instrText>
+              <w:instrText xml:space="preserve"> PAGEREF _Toc233294707 \h </w:instrText>
             </w:r>
             <w:r>
               <w:rPr>
@@ -1164,7 +1163,7 @@
               <w:lang w:val="en-US" w:eastAsia="en-US"/>
             </w:rPr>
           </w:pPr>
-          <w:hyperlink w:anchor="_Toc233216243" w:history="1">
+          <w:hyperlink w:anchor="_Toc233294708" w:history="1">
             <w:r>
               <w:rPr>
                 <w:rStyle w:val="Hyperlink"/>
@@ -1194,7 +1193,7 @@
                 <w:noProof/>
                 <w:webHidden/>
               </w:rPr>
-              <w:instrText xml:space="preserve"> PAGEREF _Toc233216243 \h </w:instrText>
+              <w:instrText xml:space="preserve"> PAGEREF _Toc233294708 \h </w:instrText>
             </w:r>
             <w:r>
               <w:rPr>
@@ -1238,7 +1237,7 @@
               <w:lang w:val="en-US" w:eastAsia="en-US"/>
             </w:rPr>
           </w:pPr>
-          <w:hyperlink w:anchor="_Toc233216244" w:history="1">
+          <w:hyperlink w:anchor="_Toc233294709" w:history="1">
             <w:r>
               <w:rPr>
                 <w:rStyle w:val="Hyperlink"/>
@@ -1286,7 +1285,7 @@
                 <w:noProof/>
                 <w:webHidden/>
               </w:rPr>
-              <w:instrText xml:space="preserve"> PAGEREF _Toc233216244 \h </w:instrText>
+              <w:instrText xml:space="preserve"> PAGEREF _Toc233294709 \h </w:instrText>
             </w:r>
             <w:r>
               <w:rPr>
@@ -1330,7 +1329,7 @@
               <w:lang w:val="en-US" w:eastAsia="en-US"/>
             </w:rPr>
           </w:pPr>
-          <w:hyperlink w:anchor="_Toc233216245" w:history="1">
+          <w:hyperlink w:anchor="_Toc233294710" w:history="1">
             <w:r>
               <w:rPr>
                 <w:rStyle w:val="Hyperlink"/>
@@ -1378,7 +1377,7 @@
                 <w:noProof/>
                 <w:webHidden/>
               </w:rPr>
-              <w:instrText xml:space="preserve"> PAGEREF _Toc233216245 \h </w:instrText>
+              <w:instrText xml:space="preserve"> PAGEREF _Toc233294710 \h </w:instrText>
             </w:r>
             <w:r>
               <w:rPr>
@@ -1422,7 +1421,7 @@
               <w:lang w:val="en-US" w:eastAsia="en-US"/>
             </w:rPr>
           </w:pPr>
-          <w:hyperlink w:anchor="_Toc233216246" w:history="1">
+          <w:hyperlink w:anchor="_Toc233294711" w:history="1">
             <w:r>
               <w:rPr>
                 <w:rStyle w:val="Hyperlink"/>
@@ -1470,7 +1469,7 @@
                 <w:noProof/>
                 <w:webHidden/>
               </w:rPr>
-              <w:instrText xml:space="preserve"> PAGEREF _Toc233216246 \h </w:instrText>
+              <w:instrText xml:space="preserve"> PAGEREF _Toc233294711 \h </w:instrText>
             </w:r>
             <w:r>
               <w:rPr>
@@ -1514,7 +1513,7 @@
               <w:lang w:val="en-US" w:eastAsia="en-US"/>
             </w:rPr>
           </w:pPr>
-          <w:hyperlink w:anchor="_Toc233216247" w:history="1">
+          <w:hyperlink w:anchor="_Toc233294712" w:history="1">
             <w:r>
               <w:rPr>
                 <w:rStyle w:val="Hyperlink"/>
@@ -1562,7 +1561,7 @@
                 <w:noProof/>
                 <w:webHidden/>
               </w:rPr>
-              <w:instrText xml:space="preserve"> PAGEREF _Toc233216247 \h </w:instrText>
+              <w:instrText xml:space="preserve"> PAGEREF _Toc233294712 \h </w:instrText>
             </w:r>
             <w:r>
               <w:rPr>
@@ -1606,7 +1605,7 @@
               <w:lang w:val="en-US" w:eastAsia="en-US"/>
             </w:rPr>
           </w:pPr>
-          <w:hyperlink w:anchor="_Toc233216248" w:history="1">
+          <w:hyperlink w:anchor="_Toc233294713" w:history="1">
             <w:r>
               <w:rPr>
                 <w:rStyle w:val="Hyperlink"/>
@@ -1654,7 +1653,7 @@
                 <w:noProof/>
                 <w:webHidden/>
               </w:rPr>
-              <w:instrText xml:space="preserve"> PAGEREF _Toc233216248 \h </w:instrText>
+              <w:instrText xml:space="preserve"> PAGEREF _Toc233294713 \h </w:instrText>
             </w:r>
             <w:r>
               <w:rPr>
@@ -1698,7 +1697,7 @@
               <w:lang w:val="en-US" w:eastAsia="en-US"/>
             </w:rPr>
           </w:pPr>
-          <w:hyperlink w:anchor="_Toc233216249" w:history="1">
+          <w:hyperlink w:anchor="_Toc233294714" w:history="1">
             <w:r>
               <w:rPr>
                 <w:rStyle w:val="Hyperlink"/>
@@ -1746,7 +1745,7 @@
                 <w:noProof/>
                 <w:webHidden/>
               </w:rPr>
-              <w:instrText xml:space="preserve"> PAGEREF _Toc233216249 \h </w:instrText>
+              <w:instrText xml:space="preserve"> PAGEREF _Toc233294714 \h </w:instrText>
             </w:r>
             <w:r>
               <w:rPr>
@@ -1790,7 +1789,7 @@
               <w:lang w:val="en-US" w:eastAsia="en-US"/>
             </w:rPr>
           </w:pPr>
-          <w:hyperlink w:anchor="_Toc233216250" w:history="1">
+          <w:hyperlink w:anchor="_Toc233294715" w:history="1">
             <w:r>
               <w:rPr>
                 <w:rStyle w:val="Hyperlink"/>
@@ -1838,7 +1837,7 @@
                 <w:noProof/>
                 <w:webHidden/>
               </w:rPr>
-              <w:instrText xml:space="preserve"> PAGEREF _Toc233216250 \h </w:instrText>
+              <w:instrText xml:space="preserve"> PAGEREF _Toc233294715 \h </w:instrText>
             </w:r>
             <w:r>
               <w:rPr>
@@ -1882,7 +1881,7 @@
               <w:lang w:val="en-US" w:eastAsia="en-US"/>
             </w:rPr>
           </w:pPr>
-          <w:hyperlink w:anchor="_Toc233216251" w:history="1">
+          <w:hyperlink w:anchor="_Toc233294716" w:history="1">
             <w:r>
               <w:rPr>
                 <w:rStyle w:val="Hyperlink"/>
@@ -1930,7 +1929,7 @@
                 <w:noProof/>
                 <w:webHidden/>
               </w:rPr>
-              <w:instrText xml:space="preserve"> PAGEREF _Toc233216251 \h </w:instrText>
+              <w:instrText xml:space="preserve"> PAGEREF _Toc233294716 \h </w:instrText>
             </w:r>
             <w:r>
               <w:rPr>
@@ -1974,7 +1973,7 @@
               <w:lang w:val="en-US" w:eastAsia="en-US"/>
             </w:rPr>
           </w:pPr>
-          <w:hyperlink w:anchor="_Toc233216252" w:history="1">
+          <w:hyperlink w:anchor="_Toc233294717" w:history="1">
             <w:r>
               <w:rPr>
                 <w:rStyle w:val="Hyperlink"/>
@@ -2022,7 +2021,7 @@
                 <w:noProof/>
                 <w:webHidden/>
               </w:rPr>
-              <w:instrText xml:space="preserve"> PAGEREF _Toc233216252 \h </w:instrText>
+              <w:instrText xml:space="preserve"> PAGEREF _Toc233294717 \h </w:instrText>
             </w:r>
             <w:r>
               <w:rPr>
@@ -2066,7 +2065,7 @@
               <w:lang w:val="en-US" w:eastAsia="en-US"/>
             </w:rPr>
           </w:pPr>
-          <w:hyperlink w:anchor="_Toc233216253" w:history="1">
+          <w:hyperlink w:anchor="_Toc233294718" w:history="1">
             <w:r>
               <w:rPr>
                 <w:rStyle w:val="Hyperlink"/>
@@ -2114,7 +2113,7 @@
                 <w:noProof/>
                 <w:webHidden/>
               </w:rPr>
-              <w:instrText xml:space="preserve"> PAGEREF _Toc233216253 \h </w:instrText>
+              <w:instrText xml:space="preserve"> PAGEREF _Toc233294718 \h </w:instrText>
             </w:r>
             <w:r>
               <w:rPr>
@@ -2134,7 +2133,7 @@
                 <w:noProof/>
                 <w:webHidden/>
               </w:rPr>
-              <w:t>18</w:t>
+              <w:t>17</w:t>
             </w:r>
             <w:r>
               <w:rPr>
@@ -2158,7 +2157,7 @@
               <w:lang w:val="en-US" w:eastAsia="en-US"/>
             </w:rPr>
           </w:pPr>
-          <w:hyperlink w:anchor="_Toc233216254" w:history="1">
+          <w:hyperlink w:anchor="_Toc233294719" w:history="1">
             <w:r>
               <w:rPr>
                 <w:rStyle w:val="Hyperlink"/>
@@ -2206,7 +2205,7 @@
                 <w:noProof/>
                 <w:webHidden/>
               </w:rPr>
-              <w:instrText xml:space="preserve"> PAGEREF _Toc233216254 \h </w:instrText>
+              <w:instrText xml:space="preserve"> PAGEREF _Toc233294719 \h </w:instrText>
             </w:r>
             <w:r>
               <w:rPr>
@@ -2250,7 +2249,7 @@
               <w:lang w:val="en-US" w:eastAsia="en-US"/>
             </w:rPr>
           </w:pPr>
-          <w:hyperlink w:anchor="_Toc233216255" w:history="1">
+          <w:hyperlink w:anchor="_Toc233294720" w:history="1">
             <w:r>
               <w:rPr>
                 <w:rStyle w:val="Hyperlink"/>
@@ -2298,7 +2297,7 @@
                 <w:noProof/>
                 <w:webHidden/>
               </w:rPr>
-              <w:instrText xml:space="preserve"> PAGEREF _Toc233216255 \h </w:instrText>
+              <w:instrText xml:space="preserve"> PAGEREF _Toc233294720 \h </w:instrText>
             </w:r>
             <w:r>
               <w:rPr>
@@ -2342,7 +2341,7 @@
               <w:lang w:val="en-US" w:eastAsia="en-US"/>
             </w:rPr>
           </w:pPr>
-          <w:hyperlink w:anchor="_Toc233216256" w:history="1">
+          <w:hyperlink w:anchor="_Toc233294721" w:history="1">
             <w:r>
               <w:rPr>
                 <w:rStyle w:val="Hyperlink"/>
@@ -2390,7 +2389,7 @@
                 <w:noProof/>
                 <w:webHidden/>
               </w:rPr>
-              <w:instrText xml:space="preserve"> PAGEREF _Toc233216256 \h </w:instrText>
+              <w:instrText xml:space="preserve"> PAGEREF _Toc233294721 \h </w:instrText>
             </w:r>
             <w:r>
               <w:rPr>
@@ -2434,7 +2433,7 @@
               <w:lang w:val="en-US" w:eastAsia="en-US"/>
             </w:rPr>
           </w:pPr>
-          <w:hyperlink w:anchor="_Toc233216257" w:history="1">
+          <w:hyperlink w:anchor="_Toc233294722" w:history="1">
             <w:r>
               <w:rPr>
                 <w:rStyle w:val="Hyperlink"/>
@@ -2482,7 +2481,7 @@
                 <w:noProof/>
                 <w:webHidden/>
               </w:rPr>
-              <w:instrText xml:space="preserve"> PAGEREF _Toc233216257 \h </w:instrText>
+              <w:instrText xml:space="preserve"> PAGEREF _Toc233294722 \h </w:instrText>
             </w:r>
             <w:r>
               <w:rPr>
@@ -2526,7 +2525,7 @@
               <w:lang w:val="en-US" w:eastAsia="en-US"/>
             </w:rPr>
           </w:pPr>
-          <w:hyperlink w:anchor="_Toc233216258" w:history="1">
+          <w:hyperlink w:anchor="_Toc233294723" w:history="1">
             <w:r>
               <w:rPr>
                 <w:rStyle w:val="Hyperlink"/>
@@ -2574,7 +2573,7 @@
                 <w:noProof/>
                 <w:webHidden/>
               </w:rPr>
-              <w:instrText xml:space="preserve"> PAGEREF _Toc233216258 \h </w:instrText>
+              <w:instrText xml:space="preserve"> PAGEREF _Toc233294723 \h </w:instrText>
             </w:r>
             <w:r>
               <w:rPr>
@@ -2618,7 +2617,7 @@
               <w:lang w:val="en-US" w:eastAsia="en-US"/>
             </w:rPr>
           </w:pPr>
-          <w:hyperlink w:anchor="_Toc233216259" w:history="1">
+          <w:hyperlink w:anchor="_Toc233294724" w:history="1">
             <w:r>
               <w:rPr>
                 <w:rStyle w:val="Hyperlink"/>
@@ -2666,7 +2665,7 @@
                 <w:noProof/>
                 <w:webHidden/>
               </w:rPr>
-              <w:instrText xml:space="preserve"> PAGEREF _Toc233216259 \h </w:instrText>
+              <w:instrText xml:space="preserve"> PAGEREF _Toc233294724 \h </w:instrText>
             </w:r>
             <w:r>
               <w:rPr>
@@ -2686,7 +2685,7 @@
                 <w:noProof/>
                 <w:webHidden/>
               </w:rPr>
-              <w:t>19</w:t>
+              <w:t>18</w:t>
             </w:r>
             <w:r>
               <w:rPr>
@@ -2710,7 +2709,7 @@
               <w:lang w:val="en-US" w:eastAsia="en-US"/>
             </w:rPr>
           </w:pPr>
-          <w:hyperlink w:anchor="_Toc233216260" w:history="1">
+          <w:hyperlink w:anchor="_Toc233294725" w:history="1">
             <w:r>
               <w:rPr>
                 <w:rStyle w:val="Hyperlink"/>
@@ -2759,7 +2758,7 @@
                 <w:noProof/>
                 <w:webHidden/>
               </w:rPr>
-              <w:instrText xml:space="preserve"> PAGEREF _Toc233216260 \h </w:instrText>
+              <w:instrText xml:space="preserve"> PAGEREF _Toc233294725 \h </w:instrText>
             </w:r>
             <w:r>
               <w:rPr>
@@ -2803,7 +2802,7 @@
               <w:lang w:val="en-US" w:eastAsia="en-US"/>
             </w:rPr>
           </w:pPr>
-          <w:hyperlink w:anchor="_Toc233216261" w:history="1">
+          <w:hyperlink w:anchor="_Toc233294726" w:history="1">
             <w:r>
               <w:rPr>
                 <w:rStyle w:val="Hyperlink"/>
@@ -2851,7 +2850,7 @@
                 <w:noProof/>
                 <w:webHidden/>
               </w:rPr>
-              <w:instrText xml:space="preserve"> PAGEREF _Toc233216261 \h </w:instrText>
+              <w:instrText xml:space="preserve"> PAGEREF _Toc233294726 \h </w:instrText>
             </w:r>
             <w:r>
               <w:rPr>
@@ -2871,7 +2870,7 @@
                 <w:noProof/>
                 <w:webHidden/>
               </w:rPr>
-              <w:t>20</w:t>
+              <w:t>19</w:t>
             </w:r>
             <w:r>
               <w:rPr>
@@ -2895,7 +2894,7 @@
               <w:lang w:val="en-US" w:eastAsia="en-US"/>
             </w:rPr>
           </w:pPr>
-          <w:hyperlink w:anchor="_Toc233216262" w:history="1">
+          <w:hyperlink w:anchor="_Toc233294727" w:history="1">
             <w:r>
               <w:rPr>
                 <w:rStyle w:val="Hyperlink"/>
@@ -2943,7 +2942,7 @@
                 <w:noProof/>
                 <w:webHidden/>
               </w:rPr>
-              <w:instrText xml:space="preserve"> PAGEREF _Toc233216262 \h </w:instrText>
+              <w:instrText xml:space="preserve"> PAGEREF _Toc233294727 \h </w:instrText>
             </w:r>
             <w:r>
               <w:rPr>
@@ -2987,7 +2986,7 @@
               <w:lang w:val="en-US" w:eastAsia="en-US"/>
             </w:rPr>
           </w:pPr>
-          <w:hyperlink w:anchor="_Toc233216263" w:history="1">
+          <w:hyperlink w:anchor="_Toc233294728" w:history="1">
             <w:r>
               <w:rPr>
                 <w:rStyle w:val="Hyperlink"/>
@@ -3035,7 +3034,7 @@
                 <w:noProof/>
                 <w:webHidden/>
               </w:rPr>
-              <w:instrText xml:space="preserve"> PAGEREF _Toc233216263 \h </w:instrText>
+              <w:instrText xml:space="preserve"> PAGEREF _Toc233294728 \h </w:instrText>
             </w:r>
             <w:r>
               <w:rPr>
@@ -3079,7 +3078,7 @@
               <w:lang w:val="en-US" w:eastAsia="en-US"/>
             </w:rPr>
           </w:pPr>
-          <w:hyperlink w:anchor="_Toc233216264" w:history="1">
+          <w:hyperlink w:anchor="_Toc233294729" w:history="1">
             <w:r>
               <w:rPr>
                 <w:rStyle w:val="Hyperlink"/>
@@ -3127,7 +3126,7 @@
                 <w:noProof/>
                 <w:webHidden/>
               </w:rPr>
-              <w:instrText xml:space="preserve"> PAGEREF _Toc233216264 \h </w:instrText>
+              <w:instrText xml:space="preserve"> PAGEREF _Toc233294729 \h </w:instrText>
             </w:r>
             <w:r>
               <w:rPr>
@@ -3171,7 +3170,7 @@
               <w:lang w:val="en-US" w:eastAsia="en-US"/>
             </w:rPr>
           </w:pPr>
-          <w:hyperlink w:anchor="_Toc233216265" w:history="1">
+          <w:hyperlink w:anchor="_Toc233294730" w:history="1">
             <w:r>
               <w:rPr>
                 <w:rStyle w:val="Hyperlink"/>
@@ -3219,7 +3218,7 @@
                 <w:noProof/>
                 <w:webHidden/>
               </w:rPr>
-              <w:instrText xml:space="preserve"> PAGEREF _Toc233216265 \h </w:instrText>
+              <w:instrText xml:space="preserve"> PAGEREF _Toc233294730 \h </w:instrText>
             </w:r>
             <w:r>
               <w:rPr>
@@ -3263,7 +3262,7 @@
               <w:lang w:val="en-US" w:eastAsia="en-US"/>
             </w:rPr>
           </w:pPr>
-          <w:hyperlink w:anchor="_Toc233216266" w:history="1">
+          <w:hyperlink w:anchor="_Toc233294731" w:history="1">
             <w:r>
               <w:rPr>
                 <w:rStyle w:val="Hyperlink"/>
@@ -3311,7 +3310,7 @@
                 <w:noProof/>
                 <w:webHidden/>
               </w:rPr>
-              <w:instrText xml:space="preserve"> PAGEREF _Toc233216266 \h </w:instrText>
+              <w:instrText xml:space="preserve"> PAGEREF _Toc233294731 \h </w:instrText>
             </w:r>
             <w:r>
               <w:rPr>
@@ -3355,7 +3354,7 @@
               <w:lang w:val="en-US" w:eastAsia="en-US"/>
             </w:rPr>
           </w:pPr>
-          <w:hyperlink w:anchor="_Toc233216267" w:history="1">
+          <w:hyperlink w:anchor="_Toc233294732" w:history="1">
             <w:r>
               <w:rPr>
                 <w:rStyle w:val="Hyperlink"/>
@@ -3403,7 +3402,7 @@
                 <w:noProof/>
                 <w:webHidden/>
               </w:rPr>
-              <w:instrText xml:space="preserve"> PAGEREF _Toc233216267 \h </w:instrText>
+              <w:instrText xml:space="preserve"> PAGEREF _Toc233294732 \h </w:instrText>
             </w:r>
             <w:r>
               <w:rPr>
@@ -3447,7 +3446,7 @@
               <w:lang w:val="en-US" w:eastAsia="en-US"/>
             </w:rPr>
           </w:pPr>
-          <w:hyperlink w:anchor="_Toc233216268" w:history="1">
+          <w:hyperlink w:anchor="_Toc233294733" w:history="1">
             <w:r>
               <w:rPr>
                 <w:rStyle w:val="Hyperlink"/>
@@ -3495,7 +3494,7 @@
                 <w:noProof/>
                 <w:webHidden/>
               </w:rPr>
-              <w:instrText xml:space="preserve"> PAGEREF _Toc233216268 \h </w:instrText>
+              <w:instrText xml:space="preserve"> PAGEREF _Toc233294733 \h </w:instrText>
             </w:r>
             <w:r>
               <w:rPr>
@@ -3515,7 +3514,7 @@
                 <w:noProof/>
                 <w:webHidden/>
               </w:rPr>
-              <w:t>23</w:t>
+              <w:t>22</w:t>
             </w:r>
             <w:r>
               <w:rPr>
@@ -3539,7 +3538,7 @@
               <w:lang w:val="en-US" w:eastAsia="en-US"/>
             </w:rPr>
           </w:pPr>
-          <w:hyperlink w:anchor="_Toc233216269" w:history="1">
+          <w:hyperlink w:anchor="_Toc233294734" w:history="1">
             <w:r>
               <w:rPr>
                 <w:rStyle w:val="Hyperlink"/>
@@ -3587,7 +3586,7 @@
                 <w:noProof/>
                 <w:webHidden/>
               </w:rPr>
-              <w:instrText xml:space="preserve"> PAGEREF _Toc233216269 \h </w:instrText>
+              <w:instrText xml:space="preserve"> PAGEREF _Toc233294734 \h </w:instrText>
             </w:r>
             <w:r>
               <w:rPr>
@@ -3631,7 +3630,7 @@
               <w:lang w:val="en-US" w:eastAsia="en-US"/>
             </w:rPr>
           </w:pPr>
-          <w:hyperlink w:anchor="_Toc233216270" w:history="1">
+          <w:hyperlink w:anchor="_Toc233294735" w:history="1">
             <w:r>
               <w:rPr>
                 <w:rStyle w:val="Hyperlink"/>
@@ -3679,7 +3678,7 @@
                 <w:noProof/>
                 <w:webHidden/>
               </w:rPr>
-              <w:instrText xml:space="preserve"> PAGEREF _Toc233216270 \h </w:instrText>
+              <w:instrText xml:space="preserve"> PAGEREF _Toc233294735 \h </w:instrText>
             </w:r>
             <w:r>
               <w:rPr>
@@ -3723,7 +3722,7 @@
               <w:lang w:val="en-US" w:eastAsia="en-US"/>
             </w:rPr>
           </w:pPr>
-          <w:hyperlink w:anchor="_Toc233216271" w:history="1">
+          <w:hyperlink w:anchor="_Toc233294736" w:history="1">
             <w:r>
               <w:rPr>
                 <w:rStyle w:val="Hyperlink"/>
@@ -3771,7 +3770,7 @@
                 <w:noProof/>
                 <w:webHidden/>
               </w:rPr>
-              <w:instrText xml:space="preserve"> PAGEREF _Toc233216271 \h </w:instrText>
+              <w:instrText xml:space="preserve"> PAGEREF _Toc233294736 \h </w:instrText>
             </w:r>
             <w:r>
               <w:rPr>
@@ -3815,7 +3814,7 @@
               <w:lang w:val="en-US" w:eastAsia="en-US"/>
             </w:rPr>
           </w:pPr>
-          <w:hyperlink w:anchor="_Toc233216272" w:history="1">
+          <w:hyperlink w:anchor="_Toc233294737" w:history="1">
             <w:r>
               <w:rPr>
                 <w:rStyle w:val="Hyperlink"/>
@@ -3863,7 +3862,7 @@
                 <w:noProof/>
                 <w:webHidden/>
               </w:rPr>
-              <w:instrText xml:space="preserve"> PAGEREF _Toc233216272 \h </w:instrText>
+              <w:instrText xml:space="preserve"> PAGEREF _Toc233294737 \h </w:instrText>
             </w:r>
             <w:r>
               <w:rPr>
@@ -3907,7 +3906,7 @@
               <w:lang w:val="en-US" w:eastAsia="en-US"/>
             </w:rPr>
           </w:pPr>
-          <w:hyperlink w:anchor="_Toc233216273" w:history="1">
+          <w:hyperlink w:anchor="_Toc233294738" w:history="1">
             <w:r>
               <w:rPr>
                 <w:rStyle w:val="Hyperlink"/>
@@ -3955,7 +3954,7 @@
                 <w:noProof/>
                 <w:webHidden/>
               </w:rPr>
-              <w:instrText xml:space="preserve"> PAGEREF _Toc233216273 \h </w:instrText>
+              <w:instrText xml:space="preserve"> PAGEREF _Toc233294738 \h </w:instrText>
             </w:r>
             <w:r>
               <w:rPr>
@@ -3975,7 +3974,7 @@
                 <w:noProof/>
                 <w:webHidden/>
               </w:rPr>
-              <w:t>27</w:t>
+              <w:t>26</w:t>
             </w:r>
             <w:r>
               <w:rPr>
@@ -3999,7 +3998,7 @@
               <w:lang w:val="en-US" w:eastAsia="en-US"/>
             </w:rPr>
           </w:pPr>
-          <w:hyperlink w:anchor="_Toc233216274" w:history="1">
+          <w:hyperlink w:anchor="_Toc233294739" w:history="1">
             <w:r>
               <w:rPr>
                 <w:rStyle w:val="Hyperlink"/>
@@ -4047,7 +4046,7 @@
                 <w:noProof/>
                 <w:webHidden/>
               </w:rPr>
-              <w:instrText xml:space="preserve"> PAGEREF _Toc233216274 \h </w:instrText>
+              <w:instrText xml:space="preserve"> PAGEREF _Toc233294739 \h </w:instrText>
             </w:r>
             <w:r>
               <w:rPr>
@@ -4091,7 +4090,7 @@
               <w:lang w:val="en-US" w:eastAsia="en-US"/>
             </w:rPr>
           </w:pPr>
-          <w:hyperlink w:anchor="_Toc233216275" w:history="1">
+          <w:hyperlink w:anchor="_Toc233294740" w:history="1">
             <w:r>
               <w:rPr>
                 <w:rStyle w:val="Hyperlink"/>
@@ -4139,7 +4138,7 @@
                 <w:noProof/>
                 <w:webHidden/>
               </w:rPr>
-              <w:instrText xml:space="preserve"> PAGEREF _Toc233216275 \h </w:instrText>
+              <w:instrText xml:space="preserve"> PAGEREF _Toc233294740 \h </w:instrText>
             </w:r>
             <w:r>
               <w:rPr>
@@ -4159,7 +4158,7 @@
                 <w:noProof/>
                 <w:webHidden/>
               </w:rPr>
-              <w:t>32</w:t>
+              <w:t>33</w:t>
             </w:r>
             <w:r>
               <w:rPr>
@@ -4183,7 +4182,7 @@
               <w:lang w:val="en-US" w:eastAsia="en-US"/>
             </w:rPr>
           </w:pPr>
-          <w:hyperlink w:anchor="_Toc233216276" w:history="1">
+          <w:hyperlink w:anchor="_Toc233294741" w:history="1">
             <w:r>
               <w:rPr>
                 <w:rStyle w:val="Hyperlink"/>
@@ -4231,7 +4230,7 @@
                 <w:noProof/>
                 <w:webHidden/>
               </w:rPr>
-              <w:instrText xml:space="preserve"> PAGEREF _Toc233216276 \h </w:instrText>
+              <w:instrText xml:space="preserve"> PAGEREF _Toc233294741 \h </w:instrText>
             </w:r>
             <w:r>
               <w:rPr>
@@ -4275,7 +4274,7 @@
               <w:lang w:val="en-US" w:eastAsia="en-US"/>
             </w:rPr>
           </w:pPr>
-          <w:hyperlink w:anchor="_Toc233216277" w:history="1">
+          <w:hyperlink w:anchor="_Toc233294742" w:history="1">
             <w:r>
               <w:rPr>
                 <w:rStyle w:val="Hyperlink"/>
@@ -4323,7 +4322,7 @@
                 <w:noProof/>
                 <w:webHidden/>
               </w:rPr>
-              <w:instrText xml:space="preserve"> PAGEREF _Toc233216277 \h </w:instrText>
+              <w:instrText xml:space="preserve"> PAGEREF _Toc233294742 \h </w:instrText>
             </w:r>
             <w:r>
               <w:rPr>
@@ -4367,7 +4366,7 @@
               <w:lang w:val="en-US" w:eastAsia="en-US"/>
             </w:rPr>
           </w:pPr>
-          <w:hyperlink w:anchor="_Toc233216278" w:history="1">
+          <w:hyperlink w:anchor="_Toc233294743" w:history="1">
             <w:r>
               <w:rPr>
                 <w:rStyle w:val="Hyperlink"/>
@@ -4415,7 +4414,7 @@
                 <w:noProof/>
                 <w:webHidden/>
               </w:rPr>
-              <w:instrText xml:space="preserve"> PAGEREF _Toc233216278 \h </w:instrText>
+              <w:instrText xml:space="preserve"> PAGEREF _Toc233294743 \h </w:instrText>
             </w:r>
             <w:r>
               <w:rPr>
@@ -4459,7 +4458,7 @@
               <w:lang w:val="en-US" w:eastAsia="en-US"/>
             </w:rPr>
           </w:pPr>
-          <w:hyperlink w:anchor="_Toc233216279" w:history="1">
+          <w:hyperlink w:anchor="_Toc233294744" w:history="1">
             <w:r>
               <w:rPr>
                 <w:rStyle w:val="Hyperlink"/>
@@ -4507,7 +4506,7 @@
                 <w:noProof/>
                 <w:webHidden/>
               </w:rPr>
-              <w:instrText xml:space="preserve"> PAGEREF _Toc233216279 \h </w:instrText>
+              <w:instrText xml:space="preserve"> PAGEREF _Toc233294744 \h </w:instrText>
             </w:r>
             <w:r>
               <w:rPr>
@@ -4550,7 +4549,7 @@
               <w:lang w:val="en-US" w:eastAsia="en-US"/>
             </w:rPr>
           </w:pPr>
-          <w:hyperlink w:anchor="_Toc233216280" w:history="1">
+          <w:hyperlink w:anchor="_Toc233294745" w:history="1">
             <w:r>
               <w:rPr>
                 <w:rStyle w:val="Hyperlink"/>
@@ -4580,7 +4579,7 @@
                 <w:noProof/>
                 <w:webHidden/>
               </w:rPr>
-              <w:instrText xml:space="preserve"> PAGEREF _Toc233216280 \h </w:instrText>
+              <w:instrText xml:space="preserve"> PAGEREF _Toc233294745 \h </w:instrText>
             </w:r>
             <w:r>
               <w:rPr>
@@ -4601,6 +4600,79 @@
                 <w:webHidden/>
               </w:rPr>
               <w:t>58</w:t>
+            </w:r>
+            <w:r>
+              <w:rPr>
+                <w:noProof/>
+                <w:webHidden/>
+              </w:rPr>
+              <w:fldChar w:fldCharType="end"/>
+            </w:r>
+          </w:hyperlink>
+        </w:p>
+        <w:p>
+          <w:pPr>
+            <w:pStyle w:val="TOC1"/>
+            <w:tabs>
+              <w:tab w:val="right" w:leader="dot" w:pos="8296"/>
+            </w:tabs>
+            <w:rPr>
+              <w:rFonts w:asciiTheme="minorHAnsi" w:hAnsiTheme="minorHAnsi" w:cstheme="minorBidi"/>
+              <w:noProof/>
+              <w:lang w:val="en-US" w:eastAsia="en-US"/>
+            </w:rPr>
+          </w:pPr>
+          <w:hyperlink w:anchor="_Toc233294746" w:history="1">
+            <w:r>
+              <w:rPr>
+                <w:rStyle w:val="Hyperlink"/>
+                <w:rFonts w:asciiTheme="majorBidi" w:hAnsiTheme="majorBidi"/>
+                <w:b/>
+                <w:bCs/>
+                <w:noProof/>
+              </w:rPr>
+              <w:t>Appendix B</w:t>
+            </w:r>
+            <w:r>
+              <w:rPr>
+                <w:noProof/>
+                <w:webHidden/>
+              </w:rPr>
+              <w:tab/>
+            </w:r>
+            <w:r>
+              <w:rPr>
+                <w:noProof/>
+                <w:webHidden/>
+              </w:rPr>
+              <w:fldChar w:fldCharType="begin"/>
+            </w:r>
+            <w:r>
+              <w:rPr>
+                <w:noProof/>
+                <w:webHidden/>
+              </w:rPr>
+              <w:instrText xml:space="preserve"> PAGEREF _Toc233294746 \h </w:instrText>
+            </w:r>
+            <w:r>
+              <w:rPr>
+                <w:noProof/>
+                <w:webHidden/>
+              </w:rPr>
+            </w:r>
+            <w:r>
+              <w:rPr>
+                <w:noProof/>
+                <w:webHidden/>
+              </w:rPr>
+              <w:fldChar w:fldCharType="separate"/>
+            </w:r>
+            <w:r>
+              <w:rPr>
+                <w:noProof/>
+                <w:webHidden/>
+              </w:rPr>
+              <w:t>59</w:t>
             </w:r>
             <w:r>
               <w:rPr>
@@ -4662,7 +4734,7 @@
           <w:szCs w:val="24"/>
         </w:rPr>
       </w:pPr>
-      <w:bookmarkStart w:id="2" w:name="_Toc233216242"/>
+      <w:bookmarkStart w:id="2" w:name="_Toc233294707"/>
       <w:r>
         <w:rPr>
           <w:rFonts w:asciiTheme="majorBidi" w:hAnsiTheme="majorBidi"/>
@@ -6939,7 +7011,7 @@
           <w:szCs w:val="24"/>
         </w:rPr>
       </w:pPr>
-      <w:bookmarkStart w:id="3" w:name="_Toc233216243"/>
+      <w:bookmarkStart w:id="3" w:name="_Toc233294708"/>
       <w:r>
         <w:rPr>
           <w:rFonts w:asciiTheme="majorBidi" w:hAnsiTheme="majorBidi"/>
@@ -7492,7 +7564,7 @@
           <w:szCs w:val="24"/>
         </w:rPr>
       </w:pPr>
-      <w:bookmarkStart w:id="4" w:name="_Toc233216244"/>
+      <w:bookmarkStart w:id="4" w:name="_Toc233294709"/>
       <w:r>
         <w:rPr>
           <w:rFonts w:asciiTheme="majorBidi" w:hAnsiTheme="majorBidi"/>
@@ -7592,7 +7664,7 @@
           <w:szCs w:val="24"/>
         </w:rPr>
       </w:pPr>
-      <w:bookmarkStart w:id="5" w:name="_Toc233216245"/>
+      <w:bookmarkStart w:id="5" w:name="_Toc233294710"/>
       <w:r>
         <w:rPr>
           <w:rFonts w:asciiTheme="majorBidi" w:hAnsiTheme="majorBidi"/>
@@ -7694,7 +7766,7 @@
           <w:szCs w:val="24"/>
         </w:rPr>
       </w:pPr>
-      <w:bookmarkStart w:id="6" w:name="_Toc233216246"/>
+      <w:bookmarkStart w:id="6" w:name="_Toc233294711"/>
       <w:r>
         <w:rPr>
           <w:rFonts w:asciiTheme="majorBidi" w:hAnsiTheme="majorBidi"/>
@@ -8078,7 +8150,7 @@
           <w:szCs w:val="24"/>
         </w:rPr>
       </w:pPr>
-      <w:bookmarkStart w:id="7" w:name="_Toc233216247"/>
+      <w:bookmarkStart w:id="7" w:name="_Toc233294712"/>
       <w:r>
         <w:rPr>
           <w:rFonts w:asciiTheme="majorBidi" w:hAnsiTheme="majorBidi"/>
@@ -8394,7 +8466,7 @@
           <w:szCs w:val="24"/>
         </w:rPr>
       </w:pPr>
-      <w:bookmarkStart w:id="8" w:name="_Toc233216248"/>
+      <w:bookmarkStart w:id="8" w:name="_Toc233294713"/>
       <w:r>
         <w:rPr>
           <w:rFonts w:asciiTheme="majorBidi" w:hAnsiTheme="majorBidi"/>
@@ -8464,7 +8536,7 @@
           <w:szCs w:val="24"/>
         </w:rPr>
       </w:pPr>
-      <w:bookmarkStart w:id="9" w:name="_Toc233216249"/>
+      <w:bookmarkStart w:id="9" w:name="_Toc233294714"/>
       <w:r>
         <w:rPr>
           <w:rFonts w:asciiTheme="majorBidi" w:hAnsiTheme="majorBidi"/>
@@ -8620,7 +8692,7 @@
           <w:szCs w:val="24"/>
         </w:rPr>
       </w:pPr>
-      <w:bookmarkStart w:id="10" w:name="_Toc233216250"/>
+      <w:bookmarkStart w:id="10" w:name="_Toc233294715"/>
       <w:r>
         <w:rPr>
           <w:rFonts w:asciiTheme="majorBidi" w:hAnsiTheme="majorBidi"/>
@@ -8790,7 +8862,7 @@
           <w:szCs w:val="24"/>
         </w:rPr>
       </w:pPr>
-      <w:bookmarkStart w:id="11" w:name="_Toc233216251"/>
+      <w:bookmarkStart w:id="11" w:name="_Toc233294716"/>
       <w:r>
         <w:rPr>
           <w:rFonts w:asciiTheme="majorBidi" w:hAnsiTheme="majorBidi"/>
@@ -8842,7 +8914,7 @@
           <w:szCs w:val="24"/>
         </w:rPr>
       </w:pPr>
-      <w:bookmarkStart w:id="12" w:name="_Toc233216252"/>
+      <w:bookmarkStart w:id="12" w:name="_Toc233294717"/>
       <w:r>
         <w:rPr>
           <w:rFonts w:asciiTheme="majorBidi" w:hAnsiTheme="majorBidi"/>
@@ -8886,7 +8958,7 @@
           <w:szCs w:val="24"/>
         </w:rPr>
       </w:pPr>
-      <w:bookmarkStart w:id="13" w:name="_Toc233216253"/>
+      <w:bookmarkStart w:id="13" w:name="_Toc233294718"/>
       <w:r>
         <w:rPr>
           <w:rFonts w:asciiTheme="majorBidi" w:hAnsiTheme="majorBidi"/>
@@ -8930,7 +9002,7 @@
           <w:szCs w:val="24"/>
         </w:rPr>
       </w:pPr>
-      <w:bookmarkStart w:id="14" w:name="_Toc233216254"/>
+      <w:bookmarkStart w:id="14" w:name="_Toc233294719"/>
       <w:r>
         <w:rPr>
           <w:rFonts w:asciiTheme="majorBidi" w:hAnsiTheme="majorBidi"/>
@@ -8972,7 +9044,7 @@
           <w:szCs w:val="24"/>
         </w:rPr>
       </w:pPr>
-      <w:bookmarkStart w:id="15" w:name="_Toc233216255"/>
+      <w:bookmarkStart w:id="15" w:name="_Toc233294720"/>
       <w:r>
         <w:rPr>
           <w:rFonts w:asciiTheme="majorBidi" w:hAnsiTheme="majorBidi"/>
@@ -9031,7 +9103,7 @@
           <w:szCs w:val="24"/>
         </w:rPr>
       </w:pPr>
-      <w:bookmarkStart w:id="16" w:name="_Toc233216256"/>
+      <w:bookmarkStart w:id="16" w:name="_Toc233294721"/>
       <w:r>
         <w:rPr>
           <w:rFonts w:asciiTheme="majorBidi" w:hAnsiTheme="majorBidi"/>
@@ -9102,7 +9174,7 @@
           <w:szCs w:val="24"/>
         </w:rPr>
       </w:pPr>
-      <w:bookmarkStart w:id="17" w:name="_Toc233216257"/>
+      <w:bookmarkStart w:id="17" w:name="_Toc233294722"/>
       <w:r>
         <w:rPr>
           <w:rFonts w:asciiTheme="majorBidi" w:hAnsiTheme="majorBidi"/>
@@ -9190,7 +9262,7 @@
           <w:szCs w:val="24"/>
         </w:rPr>
       </w:pPr>
-      <w:bookmarkStart w:id="18" w:name="_Toc233216258"/>
+      <w:bookmarkStart w:id="18" w:name="_Toc233294723"/>
       <w:r>
         <w:rPr>
           <w:rFonts w:asciiTheme="majorBidi" w:hAnsiTheme="majorBidi"/>
@@ -9231,7 +9303,7 @@
           <w:szCs w:val="24"/>
         </w:rPr>
       </w:pPr>
-      <w:bookmarkStart w:id="19" w:name="_Toc233216259"/>
+      <w:bookmarkStart w:id="19" w:name="_Toc233294724"/>
       <w:r>
         <w:rPr>
           <w:rFonts w:asciiTheme="majorBidi" w:hAnsiTheme="majorBidi"/>
@@ -9435,7 +9507,7 @@
           <w:rtl/>
         </w:rPr>
       </w:pPr>
-      <w:bookmarkStart w:id="20" w:name="_Toc233216260"/>
+      <w:bookmarkStart w:id="20" w:name="_Toc233294725"/>
       <w:r>
         <w:rPr>
           <w:rFonts w:asciiTheme="majorBidi" w:hAnsiTheme="majorBidi"/>
@@ -9534,7 +9606,7 @@
           <w:szCs w:val="24"/>
         </w:rPr>
       </w:pPr>
-      <w:bookmarkStart w:id="21" w:name="_Toc233216261"/>
+      <w:bookmarkStart w:id="21" w:name="_Toc233294726"/>
       <w:r>
         <w:rPr>
           <w:rFonts w:asciiTheme="majorBidi" w:hAnsiTheme="majorBidi"/>
@@ -9671,7 +9743,7 @@
           <w:szCs w:val="24"/>
         </w:rPr>
       </w:pPr>
-      <w:bookmarkStart w:id="22" w:name="_Toc233216262"/>
+      <w:bookmarkStart w:id="22" w:name="_Toc233294727"/>
       <w:r>
         <w:rPr>
           <w:rFonts w:asciiTheme="majorBidi" w:hAnsiTheme="majorBidi"/>
@@ -9831,7 +9903,7 @@
           <w:szCs w:val="24"/>
         </w:rPr>
       </w:pPr>
-      <w:bookmarkStart w:id="23" w:name="_Toc233216263"/>
+      <w:bookmarkStart w:id="23" w:name="_Toc233294728"/>
       <w:r>
         <w:rPr>
           <w:rFonts w:asciiTheme="majorBidi" w:hAnsiTheme="majorBidi"/>
@@ -9978,7 +10050,7 @@
           <w:szCs w:val="24"/>
         </w:rPr>
       </w:pPr>
-      <w:bookmarkStart w:id="24" w:name="_Toc233216264"/>
+      <w:bookmarkStart w:id="24" w:name="_Toc233294729"/>
       <w:r>
         <w:rPr>
           <w:rFonts w:asciiTheme="majorBidi" w:hAnsiTheme="majorBidi"/>
@@ -10034,7 +10106,7 @@
           <w:szCs w:val="24"/>
         </w:rPr>
       </w:pPr>
-      <w:bookmarkStart w:id="25" w:name="_Toc233216265"/>
+      <w:bookmarkStart w:id="25" w:name="_Toc233294730"/>
       <w:r>
         <w:rPr>
           <w:rFonts w:asciiTheme="majorBidi" w:hAnsiTheme="majorBidi"/>
@@ -10118,7 +10190,7 @@
           <w:szCs w:val="24"/>
         </w:rPr>
       </w:pPr>
-      <w:bookmarkStart w:id="26" w:name="_Toc233216266"/>
+      <w:bookmarkStart w:id="26" w:name="_Toc233294731"/>
       <w:r>
         <w:rPr>
           <w:rFonts w:asciiTheme="majorBidi" w:hAnsiTheme="majorBidi"/>
@@ -10171,7 +10243,7 @@
           <w:szCs w:val="24"/>
         </w:rPr>
       </w:pPr>
-      <w:bookmarkStart w:id="27" w:name="_Toc233216267"/>
+      <w:bookmarkStart w:id="27" w:name="_Toc233294732"/>
       <w:r>
         <w:rPr>
           <w:rFonts w:asciiTheme="majorBidi" w:hAnsiTheme="majorBidi"/>
@@ -10221,7 +10293,7 @@
           <w:szCs w:val="24"/>
         </w:rPr>
       </w:pPr>
-      <w:bookmarkStart w:id="28" w:name="_Toc233216268"/>
+      <w:bookmarkStart w:id="28" w:name="_Toc233294733"/>
       <w:r>
         <w:rPr>
           <w:rFonts w:asciiTheme="majorBidi" w:hAnsiTheme="majorBidi"/>
@@ -10349,7 +10421,7 @@
           <w:szCs w:val="24"/>
         </w:rPr>
       </w:pPr>
-      <w:bookmarkStart w:id="29" w:name="_Toc233216269"/>
+      <w:bookmarkStart w:id="29" w:name="_Toc233294734"/>
       <w:proofErr w:type="spellStart"/>
       <w:r>
         <w:rPr>
@@ -10458,7 +10530,7 @@
           <w:szCs w:val="24"/>
         </w:rPr>
       </w:pPr>
-      <w:bookmarkStart w:id="30" w:name="_Toc233216270"/>
+      <w:bookmarkStart w:id="30" w:name="_Toc233294735"/>
       <w:r>
         <w:rPr>
           <w:rFonts w:asciiTheme="majorBidi" w:hAnsiTheme="majorBidi"/>
@@ -10685,7 +10757,7 @@
           <w:szCs w:val="24"/>
         </w:rPr>
       </w:pPr>
-      <w:bookmarkStart w:id="31" w:name="_Toc233216271"/>
+      <w:bookmarkStart w:id="31" w:name="_Toc233294736"/>
       <w:r>
         <w:rPr>
           <w:rFonts w:asciiTheme="majorBidi" w:hAnsiTheme="majorBidi"/>
@@ -10889,7 +10961,7 @@
           <w:szCs w:val="24"/>
         </w:rPr>
       </w:pPr>
-      <w:bookmarkStart w:id="32" w:name="_Toc233216272"/>
+      <w:bookmarkStart w:id="32" w:name="_Toc233294737"/>
       <w:r>
         <w:rPr>
           <w:rFonts w:asciiTheme="majorBidi" w:hAnsiTheme="majorBidi"/>
@@ -11006,7 +11078,7 @@
           <w:szCs w:val="24"/>
         </w:rPr>
       </w:pPr>
-      <w:bookmarkStart w:id="33" w:name="_Toc233216273"/>
+      <w:bookmarkStart w:id="33" w:name="_Toc233294738"/>
       <w:r>
         <w:rPr>
           <w:rFonts w:asciiTheme="majorBidi" w:hAnsiTheme="majorBidi"/>
@@ -11273,7 +11345,7 @@
           <w:szCs w:val="24"/>
         </w:rPr>
       </w:pPr>
-      <w:bookmarkStart w:id="34" w:name="_Toc233216274"/>
+      <w:bookmarkStart w:id="34" w:name="_Toc233294739"/>
       <w:r>
         <w:rPr>
           <w:rFonts w:asciiTheme="majorBidi" w:hAnsiTheme="majorBidi"/>
@@ -11584,7 +11656,7 @@
           <w:noProof/>
         </w:rPr>
         <w:drawing>
-          <wp:inline distT="0" distB="0" distL="0" distR="0" wp14:anchorId="2682712A" wp14:editId="6AD9EC6B">
+          <wp:inline distT="0" distB="0" distL="0" distR="0" wp14:anchorId="2682712A" wp14:editId="011EAD87">
             <wp:extent cx="5274310" cy="3722370"/>
             <wp:effectExtent l="0" t="0" r="2540" b="0"/>
             <wp:docPr id="1096915330" name="Picture 1"/>
@@ -11772,7 +11844,7 @@
           <w:noProof/>
         </w:rPr>
         <w:drawing>
-          <wp:inline distT="0" distB="0" distL="0" distR="0" wp14:anchorId="0C939A83" wp14:editId="137E2EE6">
+          <wp:inline distT="0" distB="0" distL="0" distR="0" wp14:anchorId="0C939A83" wp14:editId="11F1B7A3">
             <wp:extent cx="5274310" cy="3722370"/>
             <wp:effectExtent l="0" t="0" r="2540" b="0"/>
             <wp:docPr id="781789643" name="Picture 1"/>
@@ -12167,7 +12239,7 @@
         </w:rPr>
         <w:lastRenderedPageBreak/>
         <w:drawing>
-          <wp:inline distT="0" distB="0" distL="0" distR="0" wp14:anchorId="5E965870" wp14:editId="3FF4200B">
+          <wp:inline distT="0" distB="0" distL="0" distR="0" wp14:anchorId="5E965870" wp14:editId="46C51635">
             <wp:extent cx="5274310" cy="3722370"/>
             <wp:effectExtent l="0" t="0" r="2540" b="0"/>
             <wp:docPr id="1233363861" name="Picture 2"/>
@@ -12359,7 +12431,7 @@
           <w:szCs w:val="24"/>
         </w:rPr>
       </w:pPr>
-      <w:bookmarkStart w:id="40" w:name="_Toc233216275"/>
+      <w:bookmarkStart w:id="40" w:name="_Toc233294740"/>
       <w:r>
         <w:rPr>
           <w:rFonts w:asciiTheme="majorBidi" w:hAnsiTheme="majorBidi"/>
@@ -13158,7 +13230,7 @@
           <w:noProof/>
         </w:rPr>
         <w:drawing>
-          <wp:inline distT="0" distB="0" distL="0" distR="0" wp14:anchorId="7B1BBCA5" wp14:editId="1D6ED528">
+          <wp:inline distT="0" distB="0" distL="0" distR="0" wp14:anchorId="7B1BBCA5" wp14:editId="63BC3834">
             <wp:extent cx="4305300" cy="3684573"/>
             <wp:effectExtent l="0" t="0" r="0" b="0"/>
             <wp:docPr id="704480593" name="Picture 4"/>
@@ -13329,7 +13401,7 @@
           <w:szCs w:val="24"/>
         </w:rPr>
       </w:pPr>
-      <w:bookmarkStart w:id="46" w:name="_Toc233216276"/>
+      <w:bookmarkStart w:id="46" w:name="_Toc233294741"/>
       <w:r>
         <w:rPr>
           <w:rFonts w:asciiTheme="majorBidi" w:hAnsiTheme="majorBidi"/>
@@ -17918,7 +17990,7 @@
           <w:szCs w:val="24"/>
         </w:rPr>
       </w:pPr>
-      <w:bookmarkStart w:id="66" w:name="_Toc233216277"/>
+      <w:bookmarkStart w:id="66" w:name="_Toc233294742"/>
       <w:r>
         <w:rPr>
           <w:rFonts w:asciiTheme="majorBidi" w:hAnsiTheme="majorBidi"/>
@@ -18337,7 +18409,7 @@
           <w:szCs w:val="24"/>
         </w:rPr>
       </w:pPr>
-      <w:bookmarkStart w:id="67" w:name="_Toc233216278"/>
+      <w:bookmarkStart w:id="67" w:name="_Toc233294743"/>
       <w:r>
         <w:rPr>
           <w:rFonts w:asciiTheme="majorBidi" w:hAnsiTheme="majorBidi"/>
@@ -18611,7 +18683,7 @@
           <w:szCs w:val="24"/>
         </w:rPr>
       </w:pPr>
-      <w:bookmarkStart w:id="68" w:name="_Toc233216279"/>
+      <w:bookmarkStart w:id="68" w:name="_Toc233294744"/>
       <w:r>
         <w:rPr>
           <w:rFonts w:asciiTheme="majorBidi" w:hAnsiTheme="majorBidi"/>
@@ -19006,7 +19078,7 @@
           <w:szCs w:val="24"/>
         </w:rPr>
       </w:pPr>
-      <w:bookmarkStart w:id="69" w:name="_Toc233216280"/>
+      <w:bookmarkStart w:id="69" w:name="_Toc233294745"/>
       <w:r>
         <w:rPr>
           <w:rFonts w:asciiTheme="majorBidi" w:hAnsiTheme="majorBidi"/>
@@ -19202,6 +19274,9 @@
     <w:p>
       <w:pPr>
         <w:jc w:val="both"/>
+        <w:rPr>
+          <w:rtl/>
+        </w:rPr>
       </w:pPr>
       <w:r>
         <w:t xml:space="preserve">The notebook contains the full implementation of data cleaning, preprocessing, exploratory data analysis, VADER sentiment analysis, binary supervised classification, </w:t>
@@ -19223,9 +19298,125 @@
         <w:t xml:space="preserve"> transformer benchmark, multi-class VADER-derived sentiment classification, opinion mining, aspect-based sentiment analysis, and result visualization.</w:t>
       </w:r>
     </w:p>
+    <w:p>
+      <w:pPr>
+        <w:rPr>
+          <w:rtl/>
+        </w:rPr>
+      </w:pPr>
+      <w:r>
+        <w:rPr>
+          <w:rtl/>
+        </w:rPr>
+        <w:br w:type="page"/>
+      </w:r>
+    </w:p>
+    <w:p>
+      <w:pPr>
+        <w:pStyle w:val="Heading1"/>
+        <w:spacing w:line="360" w:lineRule="auto"/>
+        <w:rPr>
+          <w:rFonts w:asciiTheme="majorBidi" w:hAnsiTheme="majorBidi"/>
+          <w:b/>
+          <w:bCs/>
+          <w:color w:val="auto"/>
+          <w:sz w:val="24"/>
+          <w:szCs w:val="24"/>
+        </w:rPr>
+      </w:pPr>
+      <w:bookmarkStart w:id="70" w:name="_Toc233294746"/>
+      <w:r>
+        <w:rPr>
+          <w:rFonts w:asciiTheme="majorBidi" w:hAnsiTheme="majorBidi"/>
+          <w:b/>
+          <w:bCs/>
+          <w:color w:val="auto"/>
+          <w:sz w:val="24"/>
+          <w:szCs w:val="24"/>
+        </w:rPr>
+        <w:lastRenderedPageBreak/>
+        <w:t>Appendix B</w:t>
+      </w:r>
+      <w:bookmarkEnd w:id="70"/>
+    </w:p>
+    <w:p>
+      <w:pPr>
+        <w:jc w:val="both"/>
+        <w:rPr>
+          <w:lang w:val="en-US"/>
+        </w:rPr>
+      </w:pPr>
+      <w:r>
+        <w:rPr>
+          <w:lang w:val="en-US"/>
+        </w:rPr>
+        <w:t xml:space="preserve">Turnitin Similarity Percentage </w:t>
+      </w:r>
+    </w:p>
+    <w:p>
+      <w:pPr>
+        <w:jc w:val="both"/>
+        <w:rPr>
+          <w:lang w:val="en-US"/>
+        </w:rPr>
+      </w:pPr>
+      <w:r>
+        <w:rPr>
+          <w:noProof/>
+        </w:rPr>
+        <w:drawing>
+          <wp:inline distT="0" distB="0" distL="0" distR="0" wp14:anchorId="00E99123" wp14:editId="71444948">
+            <wp:extent cx="5274310" cy="2733040"/>
+            <wp:effectExtent l="0" t="0" r="2540" b="0"/>
+            <wp:docPr id="940767045" name="Picture 1"/>
+            <wp:cNvGraphicFramePr>
+              <a:graphicFrameLocks xmlns:a="http://schemas.openxmlformats.org/drawingml/2006/main" noChangeAspect="1"/>
+            </wp:cNvGraphicFramePr>
+            <a:graphic xmlns:a="http://schemas.openxmlformats.org/drawingml/2006/main">
+              <a:graphicData uri="http://schemas.openxmlformats.org/drawingml/2006/picture">
+                <pic:pic xmlns:pic="http://schemas.openxmlformats.org/drawingml/2006/picture">
+                  <pic:nvPicPr>
+                    <pic:cNvPr id="0" name="Picture 1"/>
+                    <pic:cNvPicPr>
+                      <a:picLocks noChangeAspect="1" noChangeArrowheads="1"/>
+                    </pic:cNvPicPr>
+                  </pic:nvPicPr>
+                  <pic:blipFill>
+                    <a:blip r:embed="rId41" cstate="print">
+                      <a:extLst>
+                        <a:ext uri="{28A0092B-C50C-407E-A947-70E740481C1C}">
+                          <a14:useLocalDpi xmlns:a14="http://schemas.microsoft.com/office/drawing/2010/main" val="0"/>
+                        </a:ext>
+                      </a:extLst>
+                    </a:blip>
+                    <a:srcRect/>
+                    <a:stretch>
+                      <a:fillRect/>
+                    </a:stretch>
+                  </pic:blipFill>
+                  <pic:spPr bwMode="auto">
+                    <a:xfrm>
+                      <a:off x="0" y="0"/>
+                      <a:ext cx="5274310" cy="2733040"/>
+                    </a:xfrm>
+                    <a:prstGeom prst="rect">
+                      <a:avLst/>
+                    </a:prstGeom>
+                    <a:noFill/>
+                    <a:ln>
+                      <a:noFill/>
+                    </a:ln>
+                  </pic:spPr>
+                </pic:pic>
+              </a:graphicData>
+            </a:graphic>
+          </wp:inline>
+        </w:drawing>
+      </w:r>
+    </w:p>
     <w:sectPr>
-      <w:headerReference w:type="default" r:id="rId41"/>
-      <w:footerReference w:type="default" r:id="rId42"/>
+      <w:headerReference w:type="default" r:id="rId42"/>
+      <w:footerReference w:type="default" r:id="rId43"/>
       <w:pgSz w:w="11906" w:h="16838"/>
       <w:pgMar w:top="1440" w:right="1440" w:bottom="1440" w:left="2160" w:header="720" w:footer="720" w:gutter="0"/>
       <w:cols w:space="720"/>
@@ -24107,6 +24298,7 @@
   <w:style w:type="character" w:default="1" w:styleId="DefaultParagraphFont">
     <w:name w:val="Default Paragraph Font"/>
     <w:uiPriority w:val="1"/>
+    <w:semiHidden/>
     <w:unhideWhenUsed/>
   </w:style>
   <w:style w:type="table" w:default="1" w:styleId="TableNormal">
@@ -25040,7 +25232,12 @@
 </file>
 
 <file path=customXml/item2.xml><?xml version="1.0" encoding="utf-8"?>
-<b:Sources xmlns:b="http://schemas.openxmlformats.org/officeDocument/2006/bibliography" xmlns="http://schemas.openxmlformats.org/officeDocument/2006/bibliography" SelectedStyle="\APASixthEditionOfficeOnline.xsl" StyleName="APA" Version="6"/>
+<?mso-contentType ?>
+<FormTemplates xmlns="http://schemas.microsoft.com/sharepoint/v3/contenttype/forms">
+  <Display>DocumentLibraryForm</Display>
+  <Edit>DocumentLibraryForm</Edit>
+  <New>DocumentLibraryForm</New>
+</FormTemplates>
 </file>
 
 <file path=customXml/item3.xml><?xml version="1.0" encoding="utf-8"?>
@@ -25238,12 +25435,7 @@
 </file>
 
 <file path=customXml/item4.xml><?xml version="1.0" encoding="utf-8"?>
-<?mso-contentType ?>
-<FormTemplates xmlns="http://schemas.microsoft.com/sharepoint/v3/contenttype/forms">
-  <Display>DocumentLibraryForm</Display>
-  <Edit>DocumentLibraryForm</Edit>
-  <New>DocumentLibraryForm</New>
-</FormTemplates>
+<b:Sources xmlns:b="http://schemas.openxmlformats.org/officeDocument/2006/bibliography" xmlns="http://schemas.openxmlformats.org/officeDocument/2006/bibliography" SelectedStyle="\APASixthEditionOfficeOnline.xsl" StyleName="APA" Version="6"/>
 </file>
 
 <file path=customXml/itemProps1.xml><?xml version="1.0" encoding="utf-8"?>
@@ -25257,9 +25449,9 @@
 </file>
 
 <file path=customXml/itemProps2.xml><?xml version="1.0" encoding="utf-8"?>
-<ds:datastoreItem xmlns:ds="http://schemas.openxmlformats.org/officeDocument/2006/customXml" ds:itemID="{126AE071-7486-4AA9-BF0D-71355D9D34D7}">
+<ds:datastoreItem xmlns:ds="http://schemas.openxmlformats.org/officeDocument/2006/customXml" ds:itemID="{49A2F7EF-DE38-4CBB-AAB8-D2B9ACC01C07}">
   <ds:schemaRefs>
-    <ds:schemaRef ds:uri="http://schemas.openxmlformats.org/officeDocument/2006/bibliography"/>
+    <ds:schemaRef ds:uri="http://schemas.microsoft.com/sharepoint/v3/contenttype/forms"/>
   </ds:schemaRefs>
 </ds:datastoreItem>
 </file>
@@ -25283,9 +25475,9 @@
 </file>
 
 <file path=customXml/itemProps4.xml><?xml version="1.0" encoding="utf-8"?>
-<ds:datastoreItem xmlns:ds="http://schemas.openxmlformats.org/officeDocument/2006/customXml" ds:itemID="{49A2F7EF-DE38-4CBB-AAB8-D2B9ACC01C07}">
+<ds:datastoreItem xmlns:ds="http://schemas.openxmlformats.org/officeDocument/2006/customXml" ds:itemID="{126AE071-7486-4AA9-BF0D-71355D9D34D7}">
   <ds:schemaRefs>
-    <ds:schemaRef ds:uri="http://schemas.microsoft.com/sharepoint/v3/contenttype/forms"/>
+    <ds:schemaRef ds:uri="http://schemas.openxmlformats.org/officeDocument/2006/bibliography"/>
   </ds:schemaRefs>
 </ds:datastoreItem>
 </file>